--- a/AyurSense-Synopsis.docx
+++ b/AyurSense-Synopsis.docx
@@ -25,7 +25,6 @@
           <w:szCs w:val="32"/>
         </w:rPr>
       </w:pPr>
-      <w:proofErr w:type="spellStart"/>
       <w:r>
         <w:rPr>
           <w:rFonts w:ascii="Times New Roman" w:hAnsi="Times New Roman" w:cs="Times New Roman"/>
@@ -54,9 +53,8 @@
           <w:sz w:val="32"/>
           <w:szCs w:val="32"/>
         </w:rPr>
-        <w:t>Sense</w:t>
-      </w:r>
-      <w:proofErr w:type="spellEnd"/>
+        <w:t xml:space="preserve">Sense: </w:t>
+      </w:r>
       <w:r>
         <w:rPr>
           <w:rFonts w:ascii="Times New Roman" w:hAnsi="Times New Roman" w:cs="Times New Roman"/>
@@ -65,7 +63,7 @@
           <w:sz w:val="32"/>
           <w:szCs w:val="32"/>
         </w:rPr>
-        <w:t xml:space="preserve">: </w:t>
+        <w:t xml:space="preserve">An </w:t>
       </w:r>
       <w:r>
         <w:rPr>
@@ -75,7 +73,7 @@
           <w:sz w:val="32"/>
           <w:szCs w:val="32"/>
         </w:rPr>
-        <w:t xml:space="preserve">An </w:t>
+        <w:t>Intelligent Ayurvedic Recommendation System</w:t>
       </w:r>
       <w:r>
         <w:rPr>
@@ -85,7 +83,8 @@
           <w:sz w:val="32"/>
           <w:szCs w:val="32"/>
         </w:rPr>
-        <w:t>Intelligent Ayurvedic Recommendation System</w:t>
+        <w:br/>
+        <w:t xml:space="preserve">  </w:t>
       </w:r>
       <w:r>
         <w:rPr>
@@ -96,17 +95,6 @@
           <w:szCs w:val="32"/>
         </w:rPr>
         <w:br/>
-        <w:t xml:space="preserve">  </w:t>
-      </w:r>
-      <w:r>
-        <w:rPr>
-          <w:rFonts w:ascii="Times New Roman" w:hAnsi="Times New Roman" w:cs="Times New Roman"/>
-          <w:b/>
-          <w:bCs/>
-          <w:sz w:val="32"/>
-          <w:szCs w:val="32"/>
-        </w:rPr>
-        <w:br/>
       </w:r>
     </w:p>
     <w:p>
@@ -138,7 +126,7 @@
           <w:sz w:val="28"/>
           <w:szCs w:val="28"/>
         </w:rPr>
-        <w:t>Project Synopsis Report</w:t>
+        <w:t>Project Report</w:t>
       </w:r>
     </w:p>
     <w:p>
@@ -159,20 +147,19 @@
           <w:sz w:val="28"/>
           <w:szCs w:val="28"/>
         </w:rPr>
-        <w:t xml:space="preserve">Submitted in Partial </w:t>
-      </w:r>
-      <w:proofErr w:type="spellStart"/>
-      <w:r>
-        <w:rPr>
-          <w:rFonts w:ascii="Times New Roman" w:hAnsi="Times New Roman" w:cs="Times New Roman"/>
-          <w:b/>
-          <w:bCs/>
+        <w:t>Submitted in Partial Fulfillment of the Requirements for the Degree of</w:t>
+      </w:r>
+    </w:p>
+    <w:p>
+      <w:pPr>
+        <w:spacing w:line="276" w:lineRule="auto"/>
+        <w:jc w:val="center"/>
+        <w:rPr>
+          <w:rFonts w:ascii="Times New Roman" w:hAnsi="Times New Roman" w:cs="Times New Roman"/>
           <w:sz w:val="28"/>
           <w:szCs w:val="28"/>
         </w:rPr>
-        <w:t>Fulfillment</w:t>
-      </w:r>
-      <w:proofErr w:type="spellEnd"/>
+      </w:pPr>
       <w:r>
         <w:rPr>
           <w:rFonts w:ascii="Times New Roman" w:hAnsi="Times New Roman" w:cs="Times New Roman"/>
@@ -181,7 +168,7 @@
           <w:sz w:val="28"/>
           <w:szCs w:val="28"/>
         </w:rPr>
-        <w:t xml:space="preserve"> of the Requirements for the Degree of</w:t>
+        <w:t>BACHELOR OF TECHNOLOGY</w:t>
       </w:r>
     </w:p>
     <w:p>
@@ -202,7 +189,7 @@
           <w:sz w:val="28"/>
           <w:szCs w:val="28"/>
         </w:rPr>
-        <w:t>BACHELOR OF TECHNOLOGY</w:t>
+        <w:t>in</w:t>
       </w:r>
     </w:p>
     <w:p>
@@ -223,7 +210,7 @@
           <w:sz w:val="28"/>
           <w:szCs w:val="28"/>
         </w:rPr>
-        <w:t>in</w:t>
+        <w:t>COMPUTER SCIENCE &amp; ENGINEERING</w:t>
       </w:r>
     </w:p>
     <w:p>
@@ -236,15 +223,26 @@
           <w:szCs w:val="28"/>
         </w:rPr>
       </w:pPr>
-      <w:r>
-        <w:rPr>
-          <w:rFonts w:ascii="Times New Roman" w:hAnsi="Times New Roman" w:cs="Times New Roman"/>
-          <w:b/>
-          <w:bCs/>
+    </w:p>
+    <w:p>
+      <w:pPr>
+        <w:spacing w:line="276" w:lineRule="auto"/>
+        <w:jc w:val="center"/>
+        <w:rPr>
+          <w:rFonts w:ascii="Times New Roman" w:hAnsi="Times New Roman" w:cs="Times New Roman"/>
           <w:sz w:val="28"/>
           <w:szCs w:val="28"/>
         </w:rPr>
-        <w:t>COMPUTER SCIENCE &amp; ENGINEERING</w:t>
+      </w:pPr>
+      <w:r>
+        <w:rPr>
+          <w:rFonts w:ascii="Times New Roman" w:hAnsi="Times New Roman" w:cs="Times New Roman"/>
+          <w:b/>
+          <w:bCs/>
+          <w:sz w:val="28"/>
+          <w:szCs w:val="28"/>
+        </w:rPr>
+        <w:t>By</w:t>
       </w:r>
     </w:p>
     <w:p>
@@ -253,10 +251,102 @@
         <w:jc w:val="center"/>
         <w:rPr>
           <w:rFonts w:ascii="Times New Roman" w:hAnsi="Times New Roman" w:cs="Times New Roman"/>
+          <w:b/>
+          <w:bCs/>
           <w:sz w:val="28"/>
           <w:szCs w:val="28"/>
         </w:rPr>
       </w:pPr>
+      <w:r>
+        <w:rPr>
+          <w:rFonts w:ascii="Times New Roman" w:hAnsi="Times New Roman" w:cs="Times New Roman"/>
+          <w:b/>
+          <w:bCs/>
+          <w:sz w:val="28"/>
+          <w:szCs w:val="28"/>
+        </w:rPr>
+        <w:t>Manya Thapliyal</w:t>
+      </w:r>
+      <w:r>
+        <w:rPr>
+          <w:rFonts w:ascii="Times New Roman" w:hAnsi="Times New Roman" w:cs="Times New Roman"/>
+          <w:b/>
+          <w:bCs/>
+          <w:sz w:val="28"/>
+          <w:szCs w:val="28"/>
+        </w:rPr>
+        <w:t xml:space="preserve"> </w:t>
+      </w:r>
+      <w:r>
+        <w:rPr>
+          <w:rFonts w:ascii="Times New Roman" w:hAnsi="Times New Roman" w:cs="Times New Roman"/>
+          <w:b/>
+          <w:bCs/>
+          <w:sz w:val="28"/>
+          <w:szCs w:val="28"/>
+        </w:rPr>
+        <w:t>(</w:t>
+      </w:r>
+      <w:r>
+        <w:rPr>
+          <w:rFonts w:ascii="Times New Roman" w:hAnsi="Times New Roman" w:cs="Times New Roman"/>
+          <w:b/>
+          <w:bCs/>
+          <w:sz w:val="28"/>
+          <w:szCs w:val="28"/>
+        </w:rPr>
+        <w:t>2200950100048)</w:t>
+      </w:r>
+    </w:p>
+    <w:p>
+      <w:pPr>
+        <w:spacing w:line="276" w:lineRule="auto"/>
+        <w:rPr>
+          <w:rFonts w:ascii="Times New Roman" w:hAnsi="Times New Roman" w:cs="Times New Roman"/>
+          <w:sz w:val="28"/>
+          <w:szCs w:val="28"/>
+        </w:rPr>
+      </w:pPr>
+      <w:r>
+        <w:rPr>
+          <w:rFonts w:ascii="Times New Roman" w:hAnsi="Times New Roman" w:cs="Times New Roman"/>
+          <w:b/>
+          <w:bCs/>
+          <w:sz w:val="28"/>
+          <w:szCs w:val="28"/>
+        </w:rPr>
+        <w:t xml:space="preserve">                                       </w:t>
+      </w:r>
+      <w:r>
+        <w:rPr>
+          <w:rFonts w:ascii="Times New Roman" w:hAnsi="Times New Roman" w:cs="Times New Roman"/>
+          <w:b/>
+          <w:bCs/>
+          <w:sz w:val="28"/>
+          <w:szCs w:val="28"/>
+        </w:rPr>
+        <w:t>Prashant Bisht</w:t>
+      </w:r>
+      <w:r>
+        <w:rPr>
+          <w:rFonts w:ascii="Times New Roman" w:hAnsi="Times New Roman" w:cs="Times New Roman"/>
+          <w:b/>
+          <w:bCs/>
+          <w:sz w:val="28"/>
+          <w:szCs w:val="28"/>
+        </w:rPr>
+        <w:t xml:space="preserve"> (2200950100059</w:t>
+      </w:r>
+      <w:r>
+        <w:rPr>
+          <w:rFonts w:ascii="Times New Roman" w:hAnsi="Times New Roman" w:cs="Times New Roman"/>
+          <w:b/>
+          <w:bCs/>
+          <w:sz w:val="28"/>
+          <w:szCs w:val="28"/>
+        </w:rPr>
+        <w:t>)</w:t>
+      </w:r>
     </w:p>
     <w:p>
       <w:pPr>
@@ -276,7 +366,7 @@
           <w:sz w:val="28"/>
           <w:szCs w:val="28"/>
         </w:rPr>
-        <w:t>By</w:t>
+        <w:t xml:space="preserve"> </w:t>
       </w:r>
     </w:p>
     <w:p>
@@ -285,8 +375,6 @@
         <w:jc w:val="center"/>
         <w:rPr>
           <w:rFonts w:ascii="Times New Roman" w:hAnsi="Times New Roman" w:cs="Times New Roman"/>
-          <w:b/>
-          <w:bCs/>
           <w:sz w:val="28"/>
           <w:szCs w:val="28"/>
         </w:rPr>
@@ -299,7 +387,7 @@
           <w:sz w:val="28"/>
           <w:szCs w:val="28"/>
         </w:rPr>
-        <w:t>Manya Thapliyal</w:t>
+        <w:t>Under the Guidance of</w:t>
       </w:r>
       <w:r>
         <w:rPr>
@@ -309,7 +397,7 @@
           <w:sz w:val="28"/>
           <w:szCs w:val="28"/>
         </w:rPr>
-        <w:t xml:space="preserve"> </w:t>
+        <w:t xml:space="preserve"> Mrs</w:t>
       </w:r>
       <w:r>
         <w:rPr>
@@ -319,171 +407,7 @@
           <w:sz w:val="28"/>
           <w:szCs w:val="28"/>
         </w:rPr>
-        <w:t>(</w:t>
-      </w:r>
-      <w:r>
-        <w:rPr>
-          <w:rFonts w:ascii="Times New Roman" w:hAnsi="Times New Roman" w:cs="Times New Roman"/>
-          <w:b/>
-          <w:bCs/>
-          <w:sz w:val="28"/>
-          <w:szCs w:val="28"/>
-        </w:rPr>
-        <w:t>2200950100048</w:t>
-      </w:r>
-      <w:r>
-        <w:rPr>
-          <w:rFonts w:ascii="Times New Roman" w:hAnsi="Times New Roman" w:cs="Times New Roman"/>
-          <w:b/>
-          <w:bCs/>
-          <w:sz w:val="28"/>
-          <w:szCs w:val="28"/>
-        </w:rPr>
-        <w:t>)</w:t>
-      </w:r>
-    </w:p>
-    <w:p>
-      <w:pPr>
-        <w:spacing w:line="276" w:lineRule="auto"/>
-        <w:rPr>
-          <w:rFonts w:ascii="Times New Roman" w:hAnsi="Times New Roman" w:cs="Times New Roman"/>
-          <w:sz w:val="28"/>
-          <w:szCs w:val="28"/>
-        </w:rPr>
-      </w:pPr>
-      <w:r>
-        <w:rPr>
-          <w:rFonts w:ascii="Times New Roman" w:hAnsi="Times New Roman" w:cs="Times New Roman"/>
-          <w:b/>
-          <w:bCs/>
-          <w:sz w:val="28"/>
-          <w:szCs w:val="28"/>
-        </w:rPr>
-        <w:t xml:space="preserve">                                       </w:t>
-      </w:r>
-      <w:r>
-        <w:rPr>
-          <w:rFonts w:ascii="Times New Roman" w:hAnsi="Times New Roman" w:cs="Times New Roman"/>
-          <w:b/>
-          <w:bCs/>
-          <w:sz w:val="28"/>
-          <w:szCs w:val="28"/>
-        </w:rPr>
-        <w:t>Prashant Bisht</w:t>
-      </w:r>
-      <w:r>
-        <w:rPr>
-          <w:rFonts w:ascii="Times New Roman" w:hAnsi="Times New Roman" w:cs="Times New Roman"/>
-          <w:b/>
-          <w:bCs/>
-          <w:sz w:val="28"/>
-          <w:szCs w:val="28"/>
-        </w:rPr>
-        <w:t xml:space="preserve"> (</w:t>
-      </w:r>
-      <w:r>
-        <w:rPr>
-          <w:rFonts w:ascii="Times New Roman" w:hAnsi="Times New Roman" w:cs="Times New Roman"/>
-          <w:b/>
-          <w:bCs/>
-          <w:sz w:val="28"/>
-          <w:szCs w:val="28"/>
-        </w:rPr>
-        <w:t>2200950100059</w:t>
-      </w:r>
-      <w:r>
-        <w:rPr>
-          <w:rFonts w:ascii="Times New Roman" w:hAnsi="Times New Roman" w:cs="Times New Roman"/>
-          <w:b/>
-          <w:bCs/>
-          <w:sz w:val="28"/>
-          <w:szCs w:val="28"/>
-        </w:rPr>
-        <w:t>)</w:t>
-      </w:r>
-    </w:p>
-    <w:p>
-      <w:pPr>
-        <w:spacing w:line="276" w:lineRule="auto"/>
-        <w:jc w:val="center"/>
-        <w:rPr>
-          <w:rFonts w:ascii="Times New Roman" w:hAnsi="Times New Roman" w:cs="Times New Roman"/>
-          <w:sz w:val="28"/>
-          <w:szCs w:val="28"/>
-        </w:rPr>
-      </w:pPr>
-      <w:r>
-        <w:rPr>
-          <w:rFonts w:ascii="Times New Roman" w:hAnsi="Times New Roman" w:cs="Times New Roman"/>
-          <w:b/>
-          <w:bCs/>
-          <w:sz w:val="28"/>
-          <w:szCs w:val="28"/>
-        </w:rPr>
-        <w:t xml:space="preserve"> </w:t>
-      </w:r>
-    </w:p>
-    <w:p>
-      <w:pPr>
-        <w:spacing w:line="276" w:lineRule="auto"/>
-        <w:jc w:val="center"/>
-        <w:rPr>
-          <w:rFonts w:ascii="Times New Roman" w:hAnsi="Times New Roman" w:cs="Times New Roman"/>
-          <w:sz w:val="28"/>
-          <w:szCs w:val="28"/>
-        </w:rPr>
-      </w:pPr>
-      <w:r>
-        <w:rPr>
-          <w:rFonts w:ascii="Times New Roman" w:hAnsi="Times New Roman" w:cs="Times New Roman"/>
-          <w:b/>
-          <w:bCs/>
-          <w:sz w:val="28"/>
-          <w:szCs w:val="28"/>
-        </w:rPr>
-        <w:t>Under the Guidance of</w:t>
-      </w:r>
-      <w:r>
-        <w:rPr>
-          <w:rFonts w:ascii="Times New Roman" w:hAnsi="Times New Roman" w:cs="Times New Roman"/>
-          <w:b/>
-          <w:bCs/>
-          <w:sz w:val="28"/>
-          <w:szCs w:val="28"/>
-        </w:rPr>
-        <w:t xml:space="preserve"> Mrs</w:t>
-      </w:r>
-      <w:r>
-        <w:rPr>
-          <w:rFonts w:ascii="Times New Roman" w:hAnsi="Times New Roman" w:cs="Times New Roman"/>
-          <w:b/>
-          <w:bCs/>
-          <w:sz w:val="28"/>
-          <w:szCs w:val="28"/>
-        </w:rPr>
-        <w:t xml:space="preserve">. </w:t>
-      </w:r>
-      <w:proofErr w:type="spellStart"/>
-      <w:r>
-        <w:rPr>
-          <w:rFonts w:ascii="Times New Roman" w:hAnsi="Times New Roman" w:cs="Times New Roman"/>
-          <w:b/>
-          <w:bCs/>
-          <w:sz w:val="28"/>
-          <w:szCs w:val="28"/>
-        </w:rPr>
-        <w:t>Roovi</w:t>
-      </w:r>
-      <w:proofErr w:type="spellEnd"/>
-      <w:r>
-        <w:rPr>
-          <w:rFonts w:ascii="Times New Roman" w:hAnsi="Times New Roman" w:cs="Times New Roman"/>
-          <w:b/>
-          <w:bCs/>
-          <w:sz w:val="28"/>
-          <w:szCs w:val="28"/>
-        </w:rPr>
-        <w:t xml:space="preserve"> Goswami</w:t>
+        <w:t>. Roovi Goswami</w:t>
       </w:r>
     </w:p>
     <w:p>
@@ -955,7 +879,7 @@
           <w:sz w:val="24"/>
           <w:szCs w:val="24"/>
         </w:rPr>
-        <w:t>Background of the Problem</w:t>
+        <w:t>Background of Ayurveda &amp; Dosha Theory</w:t>
       </w:r>
     </w:p>
     <w:p>
@@ -979,7 +903,7 @@
           <w:sz w:val="24"/>
           <w:szCs w:val="24"/>
         </w:rPr>
-        <w:t>Motivation for the Project</w:t>
+        <w:t>Understanding Vata, Pitta, Kapha</w:t>
       </w:r>
     </w:p>
     <w:p>
@@ -1003,7 +927,7 @@
           <w:sz w:val="24"/>
           <w:szCs w:val="24"/>
         </w:rPr>
-        <w:t>Literature Review</w:t>
+        <w:t>Problem Statement</w:t>
       </w:r>
     </w:p>
     <w:p>
@@ -1027,7 +951,7 @@
           <w:sz w:val="24"/>
           <w:szCs w:val="24"/>
         </w:rPr>
-        <w:t>Problem Definition</w:t>
+        <w:t>Motivation for the Project</w:t>
       </w:r>
     </w:p>
     <w:p>
@@ -1099,7 +1023,7 @@
           <w:sz w:val="24"/>
           <w:szCs w:val="24"/>
         </w:rPr>
-        <w:t>Proposed Modules</w:t>
+        <w:t>Overview of AyurSense Platform</w:t>
       </w:r>
     </w:p>
     <w:p>
@@ -1154,7 +1078,17 @@
           <w:sz w:val="24"/>
           <w:szCs w:val="24"/>
         </w:rPr>
-        <w:t xml:space="preserve">CHAPTER 2: SYSTEM ANALYSIS </w:t>
+        <w:t xml:space="preserve">CHAPTER 2: </w:t>
+      </w:r>
+      <w:r>
+        <w:rPr>
+          <w:rFonts w:ascii="Times New Roman" w:hAnsi="Times New Roman" w:cs="Times New Roman"/>
+          <w:b/>
+          <w:bCs/>
+          <w:sz w:val="24"/>
+          <w:szCs w:val="24"/>
+        </w:rPr>
+        <w:t>LITERATURE REVIEW</w:t>
       </w:r>
       <w:r>
         <w:rPr>
@@ -1248,7 +1182,7 @@
           <w:sz w:val="24"/>
           <w:szCs w:val="24"/>
         </w:rPr>
-        <w:t xml:space="preserve">Introduction </w:t>
+        <w:t>Research on Ayurveda &amp; Prakriti Assessment</w:t>
       </w:r>
       <w:r>
         <w:rPr>
@@ -1296,47 +1230,15 @@
           <w:sz w:val="24"/>
           <w:szCs w:val="24"/>
         </w:rPr>
-        <w:t>.3 Proposed System</w:t>
-      </w:r>
-      <w:r>
-        <w:rPr>
-          <w:rFonts w:ascii="Times New Roman" w:hAnsi="Times New Roman" w:cs="Times New Roman"/>
-          <w:sz w:val="24"/>
-          <w:szCs w:val="24"/>
-        </w:rPr>
-        <w:br/>
-      </w:r>
-      <w:r>
-        <w:rPr>
-          <w:rFonts w:ascii="Times New Roman" w:hAnsi="Times New Roman" w:cs="Times New Roman"/>
-          <w:sz w:val="24"/>
-          <w:szCs w:val="24"/>
-        </w:rPr>
-        <w:t>5</w:t>
-      </w:r>
-      <w:r>
-        <w:rPr>
-          <w:rFonts w:ascii="Times New Roman" w:hAnsi="Times New Roman" w:cs="Times New Roman"/>
-          <w:sz w:val="24"/>
-          <w:szCs w:val="24"/>
-        </w:rPr>
-        <w:t>.</w:t>
-      </w:r>
-      <w:r>
-        <w:rPr>
-          <w:rFonts w:ascii="Times New Roman" w:hAnsi="Times New Roman" w:cs="Times New Roman"/>
-          <w:sz w:val="24"/>
-          <w:szCs w:val="24"/>
-        </w:rPr>
-        <w:t>4</w:t>
-      </w:r>
-      <w:r>
-        <w:rPr>
-          <w:rFonts w:ascii="Times New Roman" w:hAnsi="Times New Roman" w:cs="Times New Roman"/>
-          <w:sz w:val="24"/>
-          <w:szCs w:val="24"/>
-        </w:rPr>
-        <w:t xml:space="preserve"> Feasibility Study</w:t>
+        <w:t xml:space="preserve">.3 </w:t>
+      </w:r>
+      <w:r>
+        <w:rPr>
+          <w:rFonts w:ascii="Times New Roman" w:hAnsi="Times New Roman" w:cs="Times New Roman"/>
+          <w:sz w:val="24"/>
+          <w:szCs w:val="24"/>
+        </w:rPr>
+        <w:t>Comparison &amp; Gap Analysis</w:t>
       </w:r>
     </w:p>
     <w:p>
@@ -1356,47 +1258,23 @@
           <w:sz w:val="24"/>
           <w:szCs w:val="24"/>
         </w:rPr>
-        <w:t>5.5 Requirement Analysis</w:t>
-      </w:r>
-    </w:p>
-    <w:p>
-      <w:pPr>
-        <w:pStyle w:val="ListParagraph"/>
-        <w:spacing w:line="276" w:lineRule="auto"/>
-        <w:ind w:left="1134" w:hanging="425"/>
-        <w:rPr>
-          <w:rFonts w:ascii="Times New Roman" w:hAnsi="Times New Roman" w:cs="Times New Roman"/>
-          <w:sz w:val="24"/>
-          <w:szCs w:val="24"/>
-        </w:rPr>
-      </w:pPr>
-      <w:r>
-        <w:rPr>
-          <w:rFonts w:ascii="Times New Roman" w:hAnsi="Times New Roman" w:cs="Times New Roman"/>
-          <w:sz w:val="24"/>
-          <w:szCs w:val="24"/>
-        </w:rPr>
-        <w:t>5.6 System Requirements</w:t>
-      </w:r>
-    </w:p>
-    <w:p>
-      <w:pPr>
-        <w:pStyle w:val="ListParagraph"/>
-        <w:spacing w:line="276" w:lineRule="auto"/>
-        <w:ind w:left="1134" w:hanging="425"/>
-        <w:rPr>
-          <w:rFonts w:ascii="Times New Roman" w:hAnsi="Times New Roman" w:cs="Times New Roman"/>
-          <w:sz w:val="24"/>
-          <w:szCs w:val="24"/>
-        </w:rPr>
-      </w:pPr>
-      <w:r>
-        <w:rPr>
-          <w:rFonts w:ascii="Times New Roman" w:hAnsi="Times New Roman" w:cs="Times New Roman"/>
-          <w:sz w:val="24"/>
-          <w:szCs w:val="24"/>
-        </w:rPr>
-        <w:t>5.7 Conclusion</w:t>
+        <w:t>5</w:t>
+      </w:r>
+      <w:r>
+        <w:rPr>
+          <w:rFonts w:ascii="Times New Roman" w:hAnsi="Times New Roman" w:cs="Times New Roman"/>
+          <w:sz w:val="24"/>
+          <w:szCs w:val="24"/>
+        </w:rPr>
+        <w:t>.</w:t>
+      </w:r>
+      <w:r>
+        <w:rPr>
+          <w:rFonts w:ascii="Times New Roman" w:hAnsi="Times New Roman" w:cs="Times New Roman"/>
+          <w:sz w:val="24"/>
+          <w:szCs w:val="24"/>
+        </w:rPr>
+        <w:t>4</w:t>
       </w:r>
       <w:r>
         <w:rPr>
@@ -1412,7 +1290,7 @@
           <w:sz w:val="24"/>
           <w:szCs w:val="24"/>
         </w:rPr>
-        <w:t xml:space="preserve">      </w:t>
+        <w:t>Key Findings</w:t>
       </w:r>
     </w:p>
     <w:p>
@@ -1442,7 +1320,17 @@
           <w:sz w:val="24"/>
           <w:szCs w:val="24"/>
         </w:rPr>
-        <w:t xml:space="preserve">CHAPTER 3: SYSTEM DESIGN </w:t>
+        <w:t xml:space="preserve">CHAPTER 3: </w:t>
+      </w:r>
+      <w:r>
+        <w:rPr>
+          <w:rFonts w:ascii="Times New Roman" w:hAnsi="Times New Roman" w:cs="Times New Roman"/>
+          <w:b/>
+          <w:bCs/>
+          <w:sz w:val="24"/>
+          <w:szCs w:val="24"/>
+        </w:rPr>
+        <w:t>SYSTEM ANALYSIS</w:t>
       </w:r>
       <w:r>
         <w:rPr>
@@ -1546,217 +1434,15 @@
           <w:sz w:val="24"/>
           <w:szCs w:val="24"/>
         </w:rPr>
-        <w:t>6.2 System Architecture</w:t>
-      </w:r>
-      <w:r>
-        <w:rPr>
-          <w:rFonts w:ascii="Times New Roman" w:hAnsi="Times New Roman" w:cs="Times New Roman"/>
-          <w:sz w:val="24"/>
-          <w:szCs w:val="24"/>
-        </w:rPr>
-        <w:br/>
-      </w:r>
-      <w:r>
-        <w:rPr>
-          <w:rFonts w:ascii="Times New Roman" w:hAnsi="Times New Roman" w:cs="Times New Roman"/>
-          <w:sz w:val="24"/>
-          <w:szCs w:val="24"/>
-        </w:rPr>
-        <w:t>6</w:t>
-      </w:r>
-      <w:r>
-        <w:rPr>
-          <w:rFonts w:ascii="Times New Roman" w:hAnsi="Times New Roman" w:cs="Times New Roman"/>
-          <w:sz w:val="24"/>
-          <w:szCs w:val="24"/>
-        </w:rPr>
-        <w:t>.</w:t>
-      </w:r>
-      <w:r>
-        <w:rPr>
-          <w:rFonts w:ascii="Times New Roman" w:hAnsi="Times New Roman" w:cs="Times New Roman"/>
-          <w:sz w:val="24"/>
-          <w:szCs w:val="24"/>
-        </w:rPr>
-        <w:t>3</w:t>
-      </w:r>
-      <w:r>
-        <w:rPr>
-          <w:rFonts w:ascii="Times New Roman" w:hAnsi="Times New Roman" w:cs="Times New Roman"/>
-          <w:sz w:val="24"/>
-          <w:szCs w:val="24"/>
-        </w:rPr>
-        <w:t xml:space="preserve"> Data Model</w:t>
-      </w:r>
-      <w:r>
-        <w:rPr>
-          <w:rFonts w:ascii="Times New Roman" w:hAnsi="Times New Roman" w:cs="Times New Roman"/>
-          <w:sz w:val="24"/>
-          <w:szCs w:val="24"/>
-        </w:rPr>
-        <w:br/>
-      </w:r>
-      <w:r>
-        <w:t> </w:t>
-      </w:r>
-      <w:r>
-        <w:t> </w:t>
-      </w:r>
-      <w:r>
-        <w:rPr>
-          <w:rFonts w:ascii="Times New Roman" w:hAnsi="Times New Roman" w:cs="Times New Roman"/>
-          <w:sz w:val="24"/>
-          <w:szCs w:val="24"/>
-        </w:rPr>
-        <w:t>6</w:t>
-      </w:r>
-      <w:r>
-        <w:rPr>
-          <w:rFonts w:ascii="Times New Roman" w:hAnsi="Times New Roman" w:cs="Times New Roman"/>
-          <w:sz w:val="24"/>
-          <w:szCs w:val="24"/>
-        </w:rPr>
-        <w:t>.</w:t>
-      </w:r>
-      <w:r>
-        <w:rPr>
-          <w:rFonts w:ascii="Times New Roman" w:hAnsi="Times New Roman" w:cs="Times New Roman"/>
-          <w:sz w:val="24"/>
-          <w:szCs w:val="24"/>
-        </w:rPr>
-        <w:t>3</w:t>
-      </w:r>
-      <w:r>
-        <w:rPr>
-          <w:rFonts w:ascii="Times New Roman" w:hAnsi="Times New Roman" w:cs="Times New Roman"/>
-          <w:sz w:val="24"/>
-          <w:szCs w:val="24"/>
-        </w:rPr>
-        <w:t xml:space="preserve">.1 </w:t>
-      </w:r>
-      <w:r>
-        <w:rPr>
-          <w:rFonts w:ascii="Times New Roman" w:hAnsi="Times New Roman" w:cs="Times New Roman"/>
-          <w:sz w:val="24"/>
-          <w:szCs w:val="24"/>
-        </w:rPr>
-        <w:t>DFD</w:t>
-      </w:r>
-      <w:r>
-        <w:rPr>
-          <w:rFonts w:ascii="Times New Roman" w:hAnsi="Times New Roman" w:cs="Times New Roman"/>
-          <w:sz w:val="24"/>
-          <w:szCs w:val="24"/>
-        </w:rPr>
-        <w:t xml:space="preserve"> </w:t>
-      </w:r>
-      <w:r>
-        <w:rPr>
-          <w:rFonts w:ascii="Times New Roman" w:hAnsi="Times New Roman" w:cs="Times New Roman"/>
-          <w:sz w:val="24"/>
-          <w:szCs w:val="24"/>
-        </w:rPr>
-        <w:br/>
-      </w:r>
-      <w:r>
-        <w:t> </w:t>
-      </w:r>
-      <w:r>
-        <w:t> </w:t>
-      </w:r>
-      <w:r>
-        <w:rPr>
-          <w:rFonts w:ascii="Times New Roman" w:hAnsi="Times New Roman" w:cs="Times New Roman"/>
-          <w:sz w:val="24"/>
-          <w:szCs w:val="24"/>
-        </w:rPr>
-        <w:t>6</w:t>
-      </w:r>
-      <w:r>
-        <w:rPr>
-          <w:rFonts w:ascii="Times New Roman" w:hAnsi="Times New Roman" w:cs="Times New Roman"/>
-          <w:sz w:val="24"/>
-          <w:szCs w:val="24"/>
-        </w:rPr>
-        <w:t>.</w:t>
-      </w:r>
-      <w:r>
-        <w:rPr>
-          <w:rFonts w:ascii="Times New Roman" w:hAnsi="Times New Roman" w:cs="Times New Roman"/>
-          <w:sz w:val="24"/>
-          <w:szCs w:val="24"/>
-        </w:rPr>
-        <w:t>3</w:t>
-      </w:r>
-      <w:r>
-        <w:rPr>
-          <w:rFonts w:ascii="Times New Roman" w:hAnsi="Times New Roman" w:cs="Times New Roman"/>
-          <w:sz w:val="24"/>
-          <w:szCs w:val="24"/>
-        </w:rPr>
-        <w:t xml:space="preserve">.2 </w:t>
-      </w:r>
-      <w:r>
-        <w:rPr>
-          <w:rFonts w:ascii="Times New Roman" w:hAnsi="Times New Roman" w:cs="Times New Roman"/>
-          <w:sz w:val="24"/>
-          <w:szCs w:val="24"/>
-        </w:rPr>
-        <w:t>Use Case</w:t>
-      </w:r>
-      <w:r>
-        <w:rPr>
-          <w:rFonts w:ascii="Times New Roman" w:hAnsi="Times New Roman" w:cs="Times New Roman"/>
-          <w:sz w:val="24"/>
-          <w:szCs w:val="24"/>
-        </w:rPr>
-        <w:t xml:space="preserve"> Diagram</w:t>
-      </w:r>
-      <w:r>
-        <w:rPr>
-          <w:rFonts w:ascii="Times New Roman" w:hAnsi="Times New Roman" w:cs="Times New Roman"/>
-          <w:sz w:val="24"/>
-          <w:szCs w:val="24"/>
-        </w:rPr>
-        <w:br/>
-      </w:r>
-      <w:r>
-        <w:t> </w:t>
-      </w:r>
-      <w:r>
-        <w:t> </w:t>
-      </w:r>
-      <w:r>
-        <w:rPr>
-          <w:rFonts w:ascii="Times New Roman" w:hAnsi="Times New Roman" w:cs="Times New Roman"/>
-          <w:sz w:val="24"/>
-          <w:szCs w:val="24"/>
-        </w:rPr>
-        <w:t>6</w:t>
-      </w:r>
-      <w:r>
-        <w:rPr>
-          <w:rFonts w:ascii="Times New Roman" w:hAnsi="Times New Roman" w:cs="Times New Roman"/>
-          <w:sz w:val="24"/>
-          <w:szCs w:val="24"/>
-        </w:rPr>
-        <w:t>.</w:t>
-      </w:r>
-      <w:r>
-        <w:rPr>
-          <w:rFonts w:ascii="Times New Roman" w:hAnsi="Times New Roman" w:cs="Times New Roman"/>
-          <w:sz w:val="24"/>
-          <w:szCs w:val="24"/>
-        </w:rPr>
-        <w:t>3</w:t>
-      </w:r>
-      <w:r>
-        <w:rPr>
-          <w:rFonts w:ascii="Times New Roman" w:hAnsi="Times New Roman" w:cs="Times New Roman"/>
-          <w:sz w:val="24"/>
-          <w:szCs w:val="24"/>
-        </w:rPr>
-        <w:t>.3 Class Diagram</w:t>
+        <w:t xml:space="preserve">6.2 </w:t>
+      </w:r>
+      <w:r>
+        <w:rPr>
+          <w:rFonts w:ascii="Times New Roman" w:hAnsi="Times New Roman" w:cs="Times New Roman"/>
+          <w:sz w:val="24"/>
+          <w:szCs w:val="24"/>
+        </w:rPr>
+        <w:t>Existing System</w:t>
       </w:r>
     </w:p>
     <w:p>
@@ -1775,23 +1461,155 @@
           <w:sz w:val="24"/>
           <w:szCs w:val="24"/>
         </w:rPr>
-        <w:t xml:space="preserve">       </w:t>
-      </w:r>
-      <w:r>
-        <w:rPr>
-          <w:rFonts w:ascii="Times New Roman" w:hAnsi="Times New Roman" w:cs="Times New Roman"/>
-          <w:sz w:val="24"/>
-          <w:szCs w:val="24"/>
-        </w:rPr>
-        <w:t>6.3.4</w:t>
-      </w:r>
-      <w:r>
-        <w:rPr>
-          <w:rFonts w:ascii="Times New Roman" w:hAnsi="Times New Roman" w:cs="Times New Roman"/>
-          <w:sz w:val="24"/>
-          <w:szCs w:val="24"/>
-        </w:rPr>
-        <w:t xml:space="preserve"> ER Diagram</w:t>
+        <w:t>6</w:t>
+      </w:r>
+      <w:r>
+        <w:rPr>
+          <w:rFonts w:ascii="Times New Roman" w:hAnsi="Times New Roman" w:cs="Times New Roman"/>
+          <w:sz w:val="24"/>
+          <w:szCs w:val="24"/>
+        </w:rPr>
+        <w:t>.</w:t>
+      </w:r>
+      <w:r>
+        <w:rPr>
+          <w:rFonts w:ascii="Times New Roman" w:hAnsi="Times New Roman" w:cs="Times New Roman"/>
+          <w:sz w:val="24"/>
+          <w:szCs w:val="24"/>
+        </w:rPr>
+        <w:t>3</w:t>
+      </w:r>
+      <w:r>
+        <w:rPr>
+          <w:rFonts w:ascii="Times New Roman" w:hAnsi="Times New Roman" w:cs="Times New Roman"/>
+          <w:sz w:val="24"/>
+          <w:szCs w:val="24"/>
+        </w:rPr>
+        <w:t xml:space="preserve"> </w:t>
+      </w:r>
+      <w:r>
+        <w:rPr>
+          <w:rFonts w:ascii="Times New Roman" w:hAnsi="Times New Roman" w:cs="Times New Roman"/>
+          <w:sz w:val="24"/>
+          <w:szCs w:val="24"/>
+        </w:rPr>
+        <w:t>Problems in Existing System</w:t>
+      </w:r>
+    </w:p>
+    <w:p>
+      <w:pPr>
+        <w:pStyle w:val="ListParagraph"/>
+        <w:spacing w:line="276" w:lineRule="auto"/>
+        <w:rPr>
+          <w:rFonts w:ascii="Times New Roman" w:hAnsi="Times New Roman" w:cs="Times New Roman"/>
+          <w:sz w:val="24"/>
+          <w:szCs w:val="24"/>
+        </w:rPr>
+      </w:pPr>
+      <w:r>
+        <w:rPr>
+          <w:rFonts w:ascii="Times New Roman" w:hAnsi="Times New Roman" w:cs="Times New Roman"/>
+          <w:sz w:val="24"/>
+          <w:szCs w:val="24"/>
+        </w:rPr>
+        <w:t xml:space="preserve">6.4 </w:t>
+      </w:r>
+      <w:r>
+        <w:rPr>
+          <w:rFonts w:ascii="Times New Roman" w:hAnsi="Times New Roman" w:cs="Times New Roman"/>
+          <w:sz w:val="24"/>
+          <w:szCs w:val="24"/>
+        </w:rPr>
+        <w:t>Proposed AyurSense System</w:t>
+      </w:r>
+    </w:p>
+    <w:p>
+      <w:pPr>
+        <w:pStyle w:val="ListParagraph"/>
+        <w:spacing w:line="276" w:lineRule="auto"/>
+        <w:rPr>
+          <w:rFonts w:ascii="Times New Roman" w:hAnsi="Times New Roman" w:cs="Times New Roman"/>
+          <w:sz w:val="24"/>
+          <w:szCs w:val="24"/>
+        </w:rPr>
+      </w:pPr>
+      <w:r>
+        <w:rPr>
+          <w:rFonts w:ascii="Times New Roman" w:hAnsi="Times New Roman" w:cs="Times New Roman"/>
+          <w:sz w:val="24"/>
+          <w:szCs w:val="24"/>
+        </w:rPr>
+        <w:t xml:space="preserve">6.5 </w:t>
+      </w:r>
+      <w:r>
+        <w:rPr>
+          <w:rFonts w:ascii="Times New Roman" w:hAnsi="Times New Roman" w:cs="Times New Roman"/>
+          <w:sz w:val="24"/>
+          <w:szCs w:val="24"/>
+        </w:rPr>
+        <w:t>Feasibility Study</w:t>
+      </w:r>
+    </w:p>
+    <w:p>
+      <w:pPr>
+        <w:pStyle w:val="ListParagraph"/>
+        <w:spacing w:line="276" w:lineRule="auto"/>
+        <w:rPr>
+          <w:rFonts w:ascii="Times New Roman" w:hAnsi="Times New Roman" w:cs="Times New Roman"/>
+          <w:sz w:val="24"/>
+          <w:szCs w:val="24"/>
+        </w:rPr>
+      </w:pPr>
+      <w:r>
+        <w:rPr>
+          <w:rFonts w:ascii="Times New Roman" w:hAnsi="Times New Roman" w:cs="Times New Roman"/>
+          <w:sz w:val="24"/>
+          <w:szCs w:val="24"/>
+        </w:rPr>
+        <w:t xml:space="preserve">6.6 </w:t>
+      </w:r>
+      <w:r>
+        <w:rPr>
+          <w:rFonts w:ascii="Times New Roman" w:hAnsi="Times New Roman" w:cs="Times New Roman"/>
+          <w:sz w:val="24"/>
+          <w:szCs w:val="24"/>
+        </w:rPr>
+        <w:t>Requirement Analysis</w:t>
+      </w:r>
+    </w:p>
+    <w:p>
+      <w:pPr>
+        <w:pStyle w:val="ListParagraph"/>
+        <w:spacing w:line="276" w:lineRule="auto"/>
+        <w:rPr>
+          <w:rFonts w:ascii="Times New Roman" w:hAnsi="Times New Roman" w:cs="Times New Roman"/>
+          <w:sz w:val="24"/>
+          <w:szCs w:val="24"/>
+        </w:rPr>
+      </w:pPr>
+      <w:r>
+        <w:rPr>
+          <w:rFonts w:ascii="Times New Roman" w:hAnsi="Times New Roman" w:cs="Times New Roman"/>
+          <w:sz w:val="24"/>
+          <w:szCs w:val="24"/>
+        </w:rPr>
+        <w:t xml:space="preserve">6.7 </w:t>
+      </w:r>
+      <w:r>
+        <w:rPr>
+          <w:rFonts w:ascii="Times New Roman" w:hAnsi="Times New Roman" w:cs="Times New Roman"/>
+          <w:sz w:val="24"/>
+          <w:szCs w:val="24"/>
+        </w:rPr>
+        <w:t>System Requi</w:t>
+      </w:r>
+      <w:r>
+        <w:rPr>
+          <w:rFonts w:ascii="Times New Roman" w:hAnsi="Times New Roman" w:cs="Times New Roman"/>
+          <w:sz w:val="24"/>
+          <w:szCs w:val="24"/>
+        </w:rPr>
+        <w:t>rements</w:t>
       </w:r>
     </w:p>
     <w:p>
@@ -1824,7 +1642,17 @@
           <w:sz w:val="24"/>
           <w:szCs w:val="24"/>
         </w:rPr>
-        <w:t xml:space="preserve">CHAPTER 4: IMPLEMENTATION &amp; TESTING </w:t>
+        <w:t xml:space="preserve">CHAPTER 4: </w:t>
+      </w:r>
+      <w:r>
+        <w:rPr>
+          <w:rFonts w:ascii="Times New Roman" w:hAnsi="Times New Roman" w:cs="Times New Roman"/>
+          <w:b/>
+          <w:bCs/>
+          <w:sz w:val="24"/>
+          <w:szCs w:val="24"/>
+        </w:rPr>
+        <w:t>SYSTEM DESIGN</w:t>
       </w:r>
       <w:r>
         <w:rPr>
@@ -1873,19 +1701,25 @@
         <w:spacing w:line="276" w:lineRule="auto"/>
         <w:rPr>
           <w:rFonts w:ascii="Times New Roman" w:hAnsi="Times New Roman" w:cs="Times New Roman"/>
-          <w:b/>
-          <w:bCs/>
-          <w:sz w:val="24"/>
-          <w:szCs w:val="24"/>
-        </w:rPr>
-      </w:pPr>
-      <w:r>
-        <w:rPr>
-          <w:rFonts w:ascii="Times New Roman" w:hAnsi="Times New Roman" w:cs="Times New Roman"/>
-          <w:sz w:val="24"/>
-          <w:szCs w:val="24"/>
-        </w:rPr>
-        <w:t>4.1 Development Environment</w:t>
+          <w:sz w:val="24"/>
+          <w:szCs w:val="24"/>
+        </w:rPr>
+      </w:pPr>
+      <w:r>
+        <w:rPr>
+          <w:rFonts w:ascii="Times New Roman" w:hAnsi="Times New Roman" w:cs="Times New Roman"/>
+          <w:sz w:val="24"/>
+          <w:szCs w:val="24"/>
+        </w:rPr>
+        <w:t xml:space="preserve">4.1 </w:t>
+      </w:r>
+      <w:r>
+        <w:rPr>
+          <w:rFonts w:ascii="Times New Roman" w:hAnsi="Times New Roman" w:cs="Times New Roman"/>
+          <w:sz w:val="24"/>
+          <w:szCs w:val="24"/>
+        </w:rPr>
+        <w:t>System Architecture</w:t>
       </w:r>
       <w:r>
         <w:rPr>
@@ -1910,7 +1744,15 @@
           <w:sz w:val="24"/>
           <w:szCs w:val="24"/>
         </w:rPr>
-        <w:t xml:space="preserve"> Module Implementation</w:t>
+        <w:t xml:space="preserve"> </w:t>
+      </w:r>
+      <w:r>
+        <w:rPr>
+          <w:rFonts w:ascii="Times New Roman" w:hAnsi="Times New Roman" w:cs="Times New Roman"/>
+          <w:sz w:val="24"/>
+          <w:szCs w:val="24"/>
+        </w:rPr>
+        <w:t>Data Flow Diagrams</w:t>
       </w:r>
       <w:r>
         <w:rPr>
@@ -1935,7 +1777,125 @@
           <w:sz w:val="24"/>
           <w:szCs w:val="24"/>
         </w:rPr>
-        <w:t xml:space="preserve"> Testing Approach</w:t>
+        <w:t xml:space="preserve"> </w:t>
+      </w:r>
+      <w:r>
+        <w:rPr>
+          <w:rFonts w:ascii="Times New Roman" w:hAnsi="Times New Roman" w:cs="Times New Roman"/>
+          <w:sz w:val="24"/>
+          <w:szCs w:val="24"/>
+        </w:rPr>
+        <w:t>Use Case Diagram</w:t>
+      </w:r>
+    </w:p>
+    <w:p>
+      <w:pPr>
+        <w:pStyle w:val="ListParagraph"/>
+        <w:spacing w:line="276" w:lineRule="auto"/>
+        <w:rPr>
+          <w:rFonts w:ascii="Times New Roman" w:hAnsi="Times New Roman" w:cs="Times New Roman"/>
+          <w:sz w:val="24"/>
+          <w:szCs w:val="24"/>
+        </w:rPr>
+      </w:pPr>
+      <w:r>
+        <w:rPr>
+          <w:rFonts w:ascii="Times New Roman" w:hAnsi="Times New Roman" w:cs="Times New Roman"/>
+          <w:sz w:val="24"/>
+          <w:szCs w:val="24"/>
+        </w:rPr>
+        <w:t xml:space="preserve">4.4 </w:t>
+      </w:r>
+      <w:r>
+        <w:rPr>
+          <w:rFonts w:ascii="Times New Roman" w:hAnsi="Times New Roman" w:cs="Times New Roman"/>
+          <w:sz w:val="24"/>
+          <w:szCs w:val="24"/>
+        </w:rPr>
+        <w:t>ER Diagram</w:t>
+      </w:r>
+    </w:p>
+    <w:p>
+      <w:pPr>
+        <w:pStyle w:val="ListParagraph"/>
+        <w:spacing w:line="276" w:lineRule="auto"/>
+        <w:rPr>
+          <w:rFonts w:ascii="Times New Roman" w:hAnsi="Times New Roman" w:cs="Times New Roman"/>
+          <w:sz w:val="24"/>
+          <w:szCs w:val="24"/>
+        </w:rPr>
+      </w:pPr>
+      <w:r>
+        <w:rPr>
+          <w:rFonts w:ascii="Times New Roman" w:hAnsi="Times New Roman" w:cs="Times New Roman"/>
+          <w:sz w:val="24"/>
+          <w:szCs w:val="24"/>
+        </w:rPr>
+        <w:t xml:space="preserve">4.5 </w:t>
+      </w:r>
+      <w:r>
+        <w:rPr>
+          <w:rFonts w:ascii="Times New Roman" w:hAnsi="Times New Roman" w:cs="Times New Roman"/>
+          <w:sz w:val="24"/>
+          <w:szCs w:val="24"/>
+        </w:rPr>
+        <w:t>Class Diagram</w:t>
+      </w:r>
+    </w:p>
+    <w:p>
+      <w:pPr>
+        <w:pStyle w:val="ListParagraph"/>
+        <w:spacing w:line="276" w:lineRule="auto"/>
+        <w:rPr>
+          <w:rFonts w:ascii="Times New Roman" w:hAnsi="Times New Roman" w:cs="Times New Roman"/>
+          <w:sz w:val="24"/>
+          <w:szCs w:val="24"/>
+        </w:rPr>
+      </w:pPr>
+      <w:r>
+        <w:rPr>
+          <w:rFonts w:ascii="Times New Roman" w:hAnsi="Times New Roman" w:cs="Times New Roman"/>
+          <w:sz w:val="24"/>
+          <w:szCs w:val="24"/>
+        </w:rPr>
+        <w:t xml:space="preserve">4.6 </w:t>
+      </w:r>
+      <w:r>
+        <w:rPr>
+          <w:rFonts w:ascii="Times New Roman" w:hAnsi="Times New Roman" w:cs="Times New Roman"/>
+          <w:sz w:val="24"/>
+          <w:szCs w:val="24"/>
+        </w:rPr>
+        <w:t>UI/UX Wireframes</w:t>
+      </w:r>
+    </w:p>
+    <w:p>
+      <w:pPr>
+        <w:pStyle w:val="ListParagraph"/>
+        <w:spacing w:line="276" w:lineRule="auto"/>
+        <w:rPr>
+          <w:rFonts w:ascii="Times New Roman" w:hAnsi="Times New Roman" w:cs="Times New Roman"/>
+          <w:b/>
+          <w:bCs/>
+          <w:sz w:val="24"/>
+          <w:szCs w:val="24"/>
+        </w:rPr>
+      </w:pPr>
+      <w:r>
+        <w:rPr>
+          <w:rFonts w:ascii="Times New Roman" w:hAnsi="Times New Roman" w:cs="Times New Roman"/>
+          <w:sz w:val="24"/>
+          <w:szCs w:val="24"/>
+        </w:rPr>
+        <w:t xml:space="preserve">4.7 </w:t>
+      </w:r>
+      <w:r>
+        <w:rPr>
+          <w:rFonts w:ascii="Times New Roman" w:hAnsi="Times New Roman" w:cs="Times New Roman"/>
+          <w:sz w:val="24"/>
+          <w:szCs w:val="24"/>
+        </w:rPr>
+        <w:t>Data Model</w:t>
       </w:r>
     </w:p>
     <w:p>
@@ -2241,38 +2201,15 @@
         </w:rPr>
         <w:t>This is to certify that Project Report entitled “</w:t>
       </w:r>
-      <w:proofErr w:type="spellStart"/>
-      <w:r>
-        <w:rPr>
-          <w:rFonts w:ascii="Times New Roman" w:hAnsi="Times New Roman" w:cs="Times New Roman"/>
-          <w:b/>
-          <w:bCs/>
-          <w:sz w:val="24"/>
-          <w:szCs w:val="24"/>
-        </w:rPr>
-        <w:t>AyurSense</w:t>
-      </w:r>
-      <w:proofErr w:type="spellEnd"/>
-      <w:r>
-        <w:rPr>
-          <w:rFonts w:ascii="Times New Roman" w:hAnsi="Times New Roman" w:cs="Times New Roman"/>
-          <w:b/>
-          <w:bCs/>
-          <w:sz w:val="24"/>
-          <w:szCs w:val="24"/>
-        </w:rPr>
-        <w:t xml:space="preserve">: An Intelligent Ayurvedic Recommendation </w:t>
-      </w:r>
-      <w:proofErr w:type="gramStart"/>
-      <w:r>
-        <w:rPr>
-          <w:rFonts w:ascii="Times New Roman" w:hAnsi="Times New Roman" w:cs="Times New Roman"/>
-          <w:b/>
-          <w:bCs/>
-          <w:sz w:val="24"/>
-          <w:szCs w:val="24"/>
-        </w:rPr>
-        <w:t>System</w:t>
+      <w:r>
+        <w:rPr>
+          <w:rFonts w:ascii="Times New Roman" w:hAnsi="Times New Roman" w:cs="Times New Roman"/>
+          <w:b/>
+          <w:bCs/>
+          <w:sz w:val="24"/>
+          <w:szCs w:val="24"/>
+        </w:rPr>
+        <w:t>AyurSense: An Intelligent Ayurvedic Recommendation System</w:t>
       </w:r>
       <w:r>
         <w:rPr>
@@ -2288,37 +2225,17 @@
           <w:sz w:val="24"/>
           <w:szCs w:val="24"/>
         </w:rPr>
-        <w:t>”</w:t>
-      </w:r>
-      <w:proofErr w:type="gramEnd"/>
-      <w:r>
-        <w:rPr>
-          <w:rFonts w:ascii="Times New Roman" w:hAnsi="Times New Roman" w:cs="Times New Roman"/>
-          <w:sz w:val="24"/>
-          <w:szCs w:val="24"/>
-        </w:rPr>
-        <w:t xml:space="preserve"> which is submitted by </w:t>
-      </w:r>
-      <w:r>
-        <w:rPr>
-          <w:rFonts w:ascii="Times New Roman" w:hAnsi="Times New Roman" w:cs="Times New Roman"/>
-          <w:b/>
-          <w:bCs/>
-          <w:sz w:val="24"/>
-          <w:szCs w:val="24"/>
-        </w:rPr>
-        <w:t xml:space="preserve">Manya Thapliyal and Prashant </w:t>
-      </w:r>
-      <w:proofErr w:type="gramStart"/>
-      <w:r>
-        <w:rPr>
-          <w:rFonts w:ascii="Times New Roman" w:hAnsi="Times New Roman" w:cs="Times New Roman"/>
-          <w:b/>
-          <w:bCs/>
-          <w:sz w:val="24"/>
-          <w:szCs w:val="24"/>
-        </w:rPr>
-        <w:t>Bisht</w:t>
+        <w:t xml:space="preserve">” which is submitted by </w:t>
+      </w:r>
+      <w:r>
+        <w:rPr>
+          <w:rFonts w:ascii="Times New Roman" w:hAnsi="Times New Roman" w:cs="Times New Roman"/>
+          <w:b/>
+          <w:bCs/>
+          <w:sz w:val="24"/>
+          <w:szCs w:val="24"/>
+        </w:rPr>
+        <w:t>Manya Thapliyal and Prashant Bisht</w:t>
       </w:r>
       <w:r>
         <w:rPr>
@@ -2334,43 +2251,7 @@
           <w:sz w:val="24"/>
           <w:szCs w:val="24"/>
         </w:rPr>
-        <w:t xml:space="preserve"> in</w:t>
-      </w:r>
-      <w:proofErr w:type="gramEnd"/>
-      <w:r>
-        <w:rPr>
-          <w:rFonts w:ascii="Times New Roman" w:hAnsi="Times New Roman" w:cs="Times New Roman"/>
-          <w:sz w:val="24"/>
-          <w:szCs w:val="24"/>
-        </w:rPr>
-        <w:t xml:space="preserve"> partial </w:t>
-      </w:r>
-      <w:proofErr w:type="spellStart"/>
-      <w:r>
-        <w:rPr>
-          <w:rFonts w:ascii="Times New Roman" w:hAnsi="Times New Roman" w:cs="Times New Roman"/>
-          <w:sz w:val="24"/>
-          <w:szCs w:val="24"/>
-        </w:rPr>
-        <w:t>fulfillment</w:t>
-      </w:r>
-      <w:proofErr w:type="spellEnd"/>
-      <w:r>
-        <w:rPr>
-          <w:rFonts w:ascii="Times New Roman" w:hAnsi="Times New Roman" w:cs="Times New Roman"/>
-          <w:sz w:val="24"/>
-          <w:szCs w:val="24"/>
-        </w:rPr>
-        <w:t xml:space="preserve"> of the requirement for the award of degree B. Tech. in Department </w:t>
-      </w:r>
-      <w:proofErr w:type="gramStart"/>
-      <w:r>
-        <w:rPr>
-          <w:rFonts w:ascii="Times New Roman" w:hAnsi="Times New Roman" w:cs="Times New Roman"/>
-          <w:sz w:val="24"/>
-          <w:szCs w:val="24"/>
-        </w:rPr>
-        <w:t>of </w:t>
+        <w:t xml:space="preserve"> in partial fulfillment of the requirement for the award of degree B. Tech. in Department of </w:t>
       </w:r>
       <w:r>
         <w:rPr>
@@ -2386,16 +2267,7 @@
           <w:sz w:val="24"/>
           <w:szCs w:val="24"/>
         </w:rPr>
-        <w:t>Computer</w:t>
-      </w:r>
-      <w:proofErr w:type="gramEnd"/>
-      <w:r>
-        <w:rPr>
-          <w:rFonts w:ascii="Times New Roman" w:hAnsi="Times New Roman" w:cs="Times New Roman"/>
-          <w:sz w:val="24"/>
-          <w:szCs w:val="24"/>
-        </w:rPr>
-        <w:t xml:space="preserve"> Science and Engineering of MGM’s College of Engineering and Technology which is affiliated by AKTU Lucknow, is a record of the candidates own work carried out by them under my supervision. The matter embodied in this report is original and has not been submitted for the award of any other degree.</w:t>
+        <w:t>Computer Science and Engineering of MGM’s College of Engineering and Technology which is affiliated by AKTU Lucknow, is a record of the candidates own work carried out by them under my supervision. The matter embodied in this report is original and has not been submitted for the award of any other degree.</w:t>
       </w:r>
     </w:p>
     <w:p>
@@ -2567,29 +2439,7 @@
           <w:sz w:val="24"/>
           <w:szCs w:val="24"/>
         </w:rPr>
-        <w:t xml:space="preserve"> Mrs. </w:t>
-      </w:r>
-      <w:proofErr w:type="spellStart"/>
-      <w:r>
-        <w:rPr>
-          <w:rFonts w:ascii="Times New Roman" w:hAnsi="Times New Roman" w:cs="Times New Roman"/>
-          <w:b/>
-          <w:bCs/>
-          <w:sz w:val="24"/>
-          <w:szCs w:val="24"/>
-        </w:rPr>
-        <w:t>Roovi</w:t>
-      </w:r>
-      <w:proofErr w:type="spellEnd"/>
-      <w:r>
-        <w:rPr>
-          <w:rFonts w:ascii="Times New Roman" w:hAnsi="Times New Roman" w:cs="Times New Roman"/>
-          <w:b/>
-          <w:bCs/>
-          <w:sz w:val="24"/>
-          <w:szCs w:val="24"/>
-        </w:rPr>
-        <w:t xml:space="preserve"> Goswami</w:t>
+        <w:t xml:space="preserve"> Mrs. Roovi Goswami</w:t>
       </w:r>
     </w:p>
     <w:p>
@@ -3191,23 +3041,13 @@
           <w:szCs w:val="24"/>
         </w:rPr>
       </w:pPr>
-      <w:proofErr w:type="spellStart"/>
-      <w:r>
-        <w:rPr>
-          <w:rFonts w:ascii="Times New Roman" w:hAnsi="Times New Roman" w:cs="Times New Roman"/>
-          <w:sz w:val="24"/>
-          <w:szCs w:val="24"/>
-        </w:rPr>
-        <w:t>AyurSense</w:t>
-      </w:r>
-      <w:proofErr w:type="spellEnd"/>
-      <w:r>
-        <w:rPr>
-          <w:rFonts w:ascii="Times New Roman" w:hAnsi="Times New Roman" w:cs="Times New Roman"/>
-          <w:sz w:val="24"/>
-          <w:szCs w:val="24"/>
-        </w:rPr>
-        <w:t xml:space="preserve">: Intelligent Ayurvedic Recommendation System is a web-based application designed to provide personalized Ayurvedic remedies, yoga asanas, and lifestyle suggestions based on user inputs. The application uses an interactive quiz to assess symptoms and health conditions, then generates recommendations by mapping these inputs to a pre-defined knowledge base of Ayurvedic treatments and wellness practices. </w:t>
+      <w:r>
+        <w:rPr>
+          <w:rFonts w:ascii="Times New Roman" w:hAnsi="Times New Roman" w:cs="Times New Roman"/>
+          <w:sz w:val="24"/>
+          <w:szCs w:val="24"/>
+        </w:rPr>
+        <w:t xml:space="preserve">AyurSense: Intelligent Ayurvedic Recommendation System is a web-based application designed to provide personalized Ayurvedic remedies, yoga asanas, and lifestyle suggestions based on user inputs. The application uses an interactive quiz to assess symptoms and health conditions, then generates recommendations by mapping these inputs to a pre-defined knowledge base of Ayurvedic treatments and wellness practices. </w:t>
       </w:r>
     </w:p>
     <w:p>
@@ -3253,23 +3093,13 @@
           <w:szCs w:val="24"/>
         </w:rPr>
       </w:pPr>
-      <w:proofErr w:type="spellStart"/>
-      <w:r>
-        <w:rPr>
-          <w:rFonts w:ascii="Times New Roman" w:hAnsi="Times New Roman" w:cs="Times New Roman"/>
-          <w:sz w:val="24"/>
-          <w:szCs w:val="24"/>
-        </w:rPr>
-        <w:t>AyurSense</w:t>
-      </w:r>
-      <w:proofErr w:type="spellEnd"/>
-      <w:r>
-        <w:rPr>
-          <w:rFonts w:ascii="Times New Roman" w:hAnsi="Times New Roman" w:cs="Times New Roman"/>
-          <w:sz w:val="24"/>
-          <w:szCs w:val="24"/>
-        </w:rPr>
-        <w:t xml:space="preserve"> is developed using modern web technologies for frontend and backend integration, ensuring responsiveness and real-time user interaction. Future enhancements may include OCR-based symptom scanning, AI/ML-based personalized recommendations, and user history tracking for more accurate guidance. </w:t>
+      <w:r>
+        <w:rPr>
+          <w:rFonts w:ascii="Times New Roman" w:hAnsi="Times New Roman" w:cs="Times New Roman"/>
+          <w:sz w:val="24"/>
+          <w:szCs w:val="24"/>
+        </w:rPr>
+        <w:t xml:space="preserve">AyurSense is developed using modern web technologies for frontend and backend integration, ensuring responsiveness and real-time user interaction. Future enhancements may include OCR-based symptom scanning, AI/ML-based personalized recommendations, and user history tracking for more accurate guidance. </w:t>
       </w:r>
     </w:p>
     <w:p>
@@ -3841,7 +3671,6 @@
         </w:rPr>
         <w:t xml:space="preserve"> rather than customized solutions, which limits their effectiveness. Hence, there is a strong motivation to develop </w:t>
       </w:r>
-      <w:proofErr w:type="spellStart"/>
       <w:r>
         <w:rPr>
           <w:rFonts w:ascii="Times New Roman" w:hAnsi="Times New Roman" w:cs="Times New Roman"/>
@@ -3852,7 +3681,6 @@
         </w:rPr>
         <w:t>AyurSense</w:t>
       </w:r>
-      <w:proofErr w:type="spellEnd"/>
       <w:r>
         <w:rPr>
           <w:rFonts w:ascii="Times New Roman" w:hAnsi="Times New Roman" w:cs="Times New Roman"/>
@@ -4131,43 +3959,7 @@
           <w:sz w:val="24"/>
           <w:szCs w:val="24"/>
         </w:rPr>
-        <w:t xml:space="preserve">. </w:t>
-      </w:r>
-      <w:proofErr w:type="spellStart"/>
-      <w:r>
-        <w:rPr>
-          <w:rFonts w:ascii="Times New Roman" w:hAnsi="Times New Roman" w:cs="Times New Roman"/>
-          <w:sz w:val="24"/>
-          <w:szCs w:val="24"/>
-        </w:rPr>
-        <w:t>AyurSense</w:t>
-      </w:r>
-      <w:proofErr w:type="spellEnd"/>
-      <w:r>
-        <w:rPr>
-          <w:rFonts w:ascii="Times New Roman" w:hAnsi="Times New Roman" w:cs="Times New Roman"/>
-          <w:sz w:val="24"/>
-          <w:szCs w:val="24"/>
-        </w:rPr>
-        <w:t xml:space="preserve"> intends to </w:t>
-      </w:r>
-      <w:proofErr w:type="spellStart"/>
-      <w:r>
-        <w:rPr>
-          <w:rFonts w:ascii="Times New Roman" w:hAnsi="Times New Roman" w:cs="Times New Roman"/>
-          <w:sz w:val="24"/>
-          <w:szCs w:val="24"/>
-        </w:rPr>
-        <w:t>instill</w:t>
-      </w:r>
-      <w:proofErr w:type="spellEnd"/>
-      <w:r>
-        <w:rPr>
-          <w:rFonts w:ascii="Times New Roman" w:hAnsi="Times New Roman" w:cs="Times New Roman"/>
-          <w:sz w:val="24"/>
-          <w:szCs w:val="24"/>
-        </w:rPr>
-        <w:t xml:space="preserve"> awareness among youth, promote preventive healthcare, and reduce the over-dependence on costly treatments. In the long run, it can encourage healthier communities, reduce the burden on healthcare infrastructure, and revive the essence of Ayurveda and Yoga globally.</w:t>
+        <w:t>. AyurSense intends to instill awareness among youth, promote preventive healthcare, and reduce the over-dependence on costly treatments. In the long run, it can encourage healthier communities, reduce the burden on healthcare infrastructure, and revive the essence of Ayurveda and Yoga globally.</w:t>
       </w:r>
     </w:p>
     <w:p>
@@ -4480,25 +4272,7 @@
           <w:sz w:val="24"/>
           <w:szCs w:val="24"/>
         </w:rPr>
-        <w:t xml:space="preserve">. </w:t>
-      </w:r>
-      <w:proofErr w:type="spellStart"/>
-      <w:r>
-        <w:rPr>
-          <w:rFonts w:ascii="Times New Roman" w:hAnsi="Times New Roman" w:cs="Times New Roman"/>
-          <w:sz w:val="24"/>
-          <w:szCs w:val="24"/>
-        </w:rPr>
-        <w:t>AyurSense</w:t>
-      </w:r>
-      <w:proofErr w:type="spellEnd"/>
-      <w:r>
-        <w:rPr>
-          <w:rFonts w:ascii="Times New Roman" w:hAnsi="Times New Roman" w:cs="Times New Roman"/>
-          <w:sz w:val="24"/>
-          <w:szCs w:val="24"/>
-        </w:rPr>
-        <w:t xml:space="preserve"> aims to fill this gap by combining </w:t>
+        <w:t xml:space="preserve">. AyurSense aims to fill this gap by combining </w:t>
       </w:r>
       <w:r>
         <w:rPr>
@@ -4606,25 +4380,7 @@
           <w:sz w:val="24"/>
           <w:szCs w:val="24"/>
         </w:rPr>
-        <w:t xml:space="preserve">. Some research also emphasizes that gamified or quiz-based approaches increase user engagement, which supports the design choice of </w:t>
-      </w:r>
-      <w:proofErr w:type="spellStart"/>
-      <w:r>
-        <w:rPr>
-          <w:rFonts w:ascii="Times New Roman" w:hAnsi="Times New Roman" w:cs="Times New Roman"/>
-          <w:sz w:val="24"/>
-          <w:szCs w:val="24"/>
-        </w:rPr>
-        <w:t>AyurSense</w:t>
-      </w:r>
-      <w:proofErr w:type="spellEnd"/>
-      <w:r>
-        <w:rPr>
-          <w:rFonts w:ascii="Times New Roman" w:hAnsi="Times New Roman" w:cs="Times New Roman"/>
-          <w:sz w:val="24"/>
-          <w:szCs w:val="24"/>
-        </w:rPr>
-        <w:t xml:space="preserve">. Thus, this project attempts to combine three aspects often found in isolation — </w:t>
+        <w:t xml:space="preserve">. Some research also emphasizes that gamified or quiz-based approaches increase user engagement, which supports the design choice of AyurSense. Thus, this project attempts to combine three aspects often found in isolation — </w:t>
       </w:r>
       <w:r>
         <w:rPr>
@@ -4897,7 +4653,6 @@
         </w:rPr>
         <w:t xml:space="preserve">Hence, </w:t>
       </w:r>
-      <w:proofErr w:type="spellStart"/>
       <w:r>
         <w:rPr>
           <w:rFonts w:ascii="Times New Roman" w:hAnsi="Times New Roman" w:cs="Times New Roman"/>
@@ -4908,7 +4663,6 @@
         </w:rPr>
         <w:t>AyurSense</w:t>
       </w:r>
-      <w:proofErr w:type="spellEnd"/>
       <w:r>
         <w:rPr>
           <w:rFonts w:ascii="Times New Roman" w:hAnsi="Times New Roman" w:cs="Times New Roman"/>
@@ -4933,25 +4687,7 @@
           <w:sz w:val="24"/>
           <w:szCs w:val="24"/>
         </w:rPr>
-        <w:t xml:space="preserve"> that </w:t>
-      </w:r>
-      <w:proofErr w:type="spellStart"/>
-      <w:r>
-        <w:rPr>
-          <w:rFonts w:ascii="Times New Roman" w:hAnsi="Times New Roman" w:cs="Times New Roman"/>
-          <w:sz w:val="24"/>
-          <w:szCs w:val="24"/>
-        </w:rPr>
-        <w:t>analyzes</w:t>
-      </w:r>
-      <w:proofErr w:type="spellEnd"/>
-      <w:r>
-        <w:rPr>
-          <w:rFonts w:ascii="Times New Roman" w:hAnsi="Times New Roman" w:cs="Times New Roman"/>
-          <w:sz w:val="24"/>
-          <w:szCs w:val="24"/>
-        </w:rPr>
-        <w:t xml:space="preserve"> user health profiles and delivers </w:t>
+        <w:t xml:space="preserve"> that analyzes user health profiles and delivers </w:t>
       </w:r>
       <w:r>
         <w:rPr>
@@ -5014,25 +4750,7 @@
           <w:szCs w:val="24"/>
         </w:rPr>
         <w:lastRenderedPageBreak/>
-        <w:t xml:space="preserve">result in misinformation. </w:t>
-      </w:r>
-      <w:proofErr w:type="spellStart"/>
-      <w:r>
-        <w:rPr>
-          <w:rFonts w:ascii="Times New Roman" w:hAnsi="Times New Roman" w:cs="Times New Roman"/>
-          <w:sz w:val="24"/>
-          <w:szCs w:val="24"/>
-        </w:rPr>
-        <w:t>AyurSense</w:t>
-      </w:r>
-      <w:proofErr w:type="spellEnd"/>
-      <w:r>
-        <w:rPr>
-          <w:rFonts w:ascii="Times New Roman" w:hAnsi="Times New Roman" w:cs="Times New Roman"/>
-          <w:sz w:val="24"/>
-          <w:szCs w:val="24"/>
-        </w:rPr>
-        <w:t xml:space="preserve"> aims to resolve this by offering structured, validated, and logically derived recommendations, ensuring that users receive </w:t>
+        <w:t xml:space="preserve">result in misinformation. AyurSense aims to resolve this by offering structured, validated, and logically derived recommendations, ensuring that users receive </w:t>
       </w:r>
       <w:r>
         <w:rPr>
@@ -5099,25 +4817,7 @@
           <w:sz w:val="24"/>
           <w:szCs w:val="24"/>
         </w:rPr>
-        <w:t xml:space="preserve">The objectives of </w:t>
-      </w:r>
-      <w:proofErr w:type="spellStart"/>
-      <w:r>
-        <w:rPr>
-          <w:rFonts w:ascii="Times New Roman" w:hAnsi="Times New Roman" w:cs="Times New Roman"/>
-          <w:sz w:val="24"/>
-          <w:szCs w:val="24"/>
-        </w:rPr>
-        <w:t>AyurSense</w:t>
-      </w:r>
-      <w:proofErr w:type="spellEnd"/>
-      <w:r>
-        <w:rPr>
-          <w:rFonts w:ascii="Times New Roman" w:hAnsi="Times New Roman" w:cs="Times New Roman"/>
-          <w:sz w:val="24"/>
-          <w:szCs w:val="24"/>
-        </w:rPr>
-        <w:t xml:space="preserve"> are as follows:</w:t>
+        <w:t>The objectives of AyurSense are as follows:</w:t>
       </w:r>
     </w:p>
     <w:p>
@@ -5291,15 +4991,7 @@
         <w:ind w:left="360"/>
       </w:pPr>
       <w:r>
-        <w:t xml:space="preserve">These objectives ensure that </w:t>
-      </w:r>
-      <w:proofErr w:type="spellStart"/>
-      <w:r>
-        <w:t>AyurSense</w:t>
-      </w:r>
-      <w:proofErr w:type="spellEnd"/>
-      <w:r>
-        <w:t xml:space="preserve"> not only provides solutions but also educates users about preventive care. The ultimate aim is to transform healthcare from being </w:t>
+        <w:t xml:space="preserve">These objectives ensure that AyurSense not only provides solutions but also educates users about preventive care. The ultimate aim is to transform healthcare from being </w:t>
       </w:r>
       <w:r>
         <w:rPr>
@@ -5519,27 +5211,15 @@
         </w:rPr>
         <w:t xml:space="preserve">The system can be further integrated with </w:t>
       </w:r>
-      <w:proofErr w:type="spellStart"/>
-      <w:r>
-        <w:rPr>
-          <w:rFonts w:ascii="Times New Roman" w:hAnsi="Times New Roman" w:cs="Times New Roman"/>
-          <w:b/>
-          <w:bCs/>
-          <w:sz w:val="24"/>
-          <w:szCs w:val="24"/>
-        </w:rPr>
-        <w:t>vaidya</w:t>
-      </w:r>
-      <w:proofErr w:type="spellEnd"/>
-      <w:r>
-        <w:rPr>
-          <w:rFonts w:ascii="Times New Roman" w:hAnsi="Times New Roman" w:cs="Times New Roman"/>
-          <w:b/>
-          <w:bCs/>
-          <w:sz w:val="24"/>
-          <w:szCs w:val="24"/>
-        </w:rPr>
-        <w:t xml:space="preserve"> (Ayurvedic doctors) consultations</w:t>
+      <w:r>
+        <w:rPr>
+          <w:rFonts w:ascii="Times New Roman" w:hAnsi="Times New Roman" w:cs="Times New Roman"/>
+          <w:b/>
+          <w:bCs/>
+          <w:sz w:val="24"/>
+          <w:szCs w:val="24"/>
+        </w:rPr>
+        <w:t>vaidya (Ayurvedic doctors) consultations</w:t>
       </w:r>
       <w:r>
         <w:rPr>
@@ -5652,15 +5332,7 @@
       </w:r>
       <w:r>
         <w:br/>
-        <w:t xml:space="preserve">This makes the scope of </w:t>
-      </w:r>
-      <w:proofErr w:type="spellStart"/>
-      <w:r>
-        <w:t>AyurSense</w:t>
-      </w:r>
-      <w:proofErr w:type="spellEnd"/>
-      <w:r>
-        <w:t xml:space="preserve"> highly scalable and adaptable across different segments of society.</w:t>
+        <w:t>This makes the scope of AyurSense highly scalable and adaptable across different segments of society.</w:t>
       </w:r>
     </w:p>
     <w:p>
@@ -6039,25 +5711,7 @@
           <w:sz w:val="24"/>
           <w:szCs w:val="24"/>
         </w:rPr>
-        <w:t xml:space="preserve">The significance of </w:t>
-      </w:r>
-      <w:proofErr w:type="spellStart"/>
-      <w:r>
-        <w:rPr>
-          <w:rFonts w:ascii="Times New Roman" w:hAnsi="Times New Roman" w:cs="Times New Roman"/>
-          <w:sz w:val="24"/>
-          <w:szCs w:val="24"/>
-        </w:rPr>
-        <w:t>AyurSense</w:t>
-      </w:r>
-      <w:proofErr w:type="spellEnd"/>
-      <w:r>
-        <w:rPr>
-          <w:rFonts w:ascii="Times New Roman" w:hAnsi="Times New Roman" w:cs="Times New Roman"/>
-          <w:sz w:val="24"/>
-          <w:szCs w:val="24"/>
-        </w:rPr>
-        <w:t xml:space="preserve"> lies in its ability to </w:t>
+        <w:t xml:space="preserve">The significance of AyurSense lies in its ability to </w:t>
       </w:r>
       <w:r>
         <w:rPr>
@@ -6431,7 +6085,6 @@
         </w:rPr>
         <w:t xml:space="preserve">System analysis is the process of studying and understanding the problem domain, identifying user needs, and determining the requirements for building a new system. For the proposed project </w:t>
       </w:r>
-      <w:proofErr w:type="spellStart"/>
       <w:r>
         <w:rPr>
           <w:rFonts w:ascii="Times New Roman" w:hAnsi="Times New Roman" w:cs="Times New Roman"/>
@@ -6442,7 +6095,6 @@
         </w:rPr>
         <w:t>AyurSense</w:t>
       </w:r>
-      <w:proofErr w:type="spellEnd"/>
       <w:r>
         <w:rPr>
           <w:rFonts w:ascii="Times New Roman" w:hAnsi="Times New Roman" w:cs="Times New Roman"/>
@@ -6527,23 +6179,13 @@
           <w:szCs w:val="24"/>
         </w:rPr>
       </w:pPr>
-      <w:proofErr w:type="spellStart"/>
-      <w:r>
-        <w:rPr>
-          <w:rFonts w:ascii="Times New Roman" w:hAnsi="Times New Roman" w:cs="Times New Roman"/>
-          <w:sz w:val="24"/>
-          <w:szCs w:val="24"/>
-        </w:rPr>
-        <w:t>AyurSense</w:t>
-      </w:r>
-      <w:proofErr w:type="spellEnd"/>
-      <w:r>
-        <w:rPr>
-          <w:rFonts w:ascii="Times New Roman" w:hAnsi="Times New Roman" w:cs="Times New Roman"/>
-          <w:sz w:val="24"/>
-          <w:szCs w:val="24"/>
-        </w:rPr>
-        <w:t xml:space="preserve"> is designed to act as a </w:t>
+      <w:r>
+        <w:rPr>
+          <w:rFonts w:ascii="Times New Roman" w:hAnsi="Times New Roman" w:cs="Times New Roman"/>
+          <w:sz w:val="24"/>
+          <w:szCs w:val="24"/>
+        </w:rPr>
+        <w:t xml:space="preserve">AyurSense is designed to act as a </w:t>
       </w:r>
       <w:r>
         <w:rPr>
@@ -6941,29 +6583,7 @@
           <w:sz w:val="24"/>
           <w:szCs w:val="24"/>
         </w:rPr>
-        <w:t xml:space="preserve">Allopathic Health Apps (e.g., </w:t>
-      </w:r>
-      <w:proofErr w:type="spellStart"/>
-      <w:r>
-        <w:rPr>
-          <w:rFonts w:ascii="Times New Roman" w:hAnsi="Times New Roman" w:cs="Times New Roman"/>
-          <w:b/>
-          <w:bCs/>
-          <w:sz w:val="24"/>
-          <w:szCs w:val="24"/>
-        </w:rPr>
-        <w:t>Practo</w:t>
-      </w:r>
-      <w:proofErr w:type="spellEnd"/>
-      <w:r>
-        <w:rPr>
-          <w:rFonts w:ascii="Times New Roman" w:hAnsi="Times New Roman" w:cs="Times New Roman"/>
-          <w:b/>
-          <w:bCs/>
-          <w:sz w:val="24"/>
-          <w:szCs w:val="24"/>
-        </w:rPr>
-        <w:t>, 1mg):</w:t>
+        <w:t>Allopathic Health Apps (e.g., Practo, 1mg):</w:t>
       </w:r>
     </w:p>
     <w:p>
@@ -7190,25 +6810,7 @@
           <w:sz w:val="24"/>
           <w:szCs w:val="24"/>
         </w:rPr>
-        <w:t xml:space="preserve">To overcome these limitations, </w:t>
-      </w:r>
-      <w:proofErr w:type="spellStart"/>
-      <w:r>
-        <w:rPr>
-          <w:rFonts w:ascii="Times New Roman" w:hAnsi="Times New Roman" w:cs="Times New Roman"/>
-          <w:sz w:val="24"/>
-          <w:szCs w:val="24"/>
-        </w:rPr>
-        <w:t>AyurSense</w:t>
-      </w:r>
-      <w:proofErr w:type="spellEnd"/>
-      <w:r>
-        <w:rPr>
-          <w:rFonts w:ascii="Times New Roman" w:hAnsi="Times New Roman" w:cs="Times New Roman"/>
-          <w:sz w:val="24"/>
-          <w:szCs w:val="24"/>
-        </w:rPr>
-        <w:t xml:space="preserve"> proposes a </w:t>
+        <w:t xml:space="preserve">To overcome these limitations, AyurSense proposes a </w:t>
       </w:r>
       <w:r>
         <w:rPr>
@@ -7246,29 +6848,7 @@
           <w:sz w:val="24"/>
           <w:szCs w:val="24"/>
         </w:rPr>
-        <w:t xml:space="preserve">Key Features of </w:t>
-      </w:r>
-      <w:proofErr w:type="spellStart"/>
-      <w:r>
-        <w:rPr>
-          <w:rFonts w:ascii="Times New Roman" w:hAnsi="Times New Roman" w:cs="Times New Roman"/>
-          <w:b/>
-          <w:bCs/>
-          <w:sz w:val="24"/>
-          <w:szCs w:val="24"/>
-        </w:rPr>
-        <w:t>AyurSense</w:t>
-      </w:r>
-      <w:proofErr w:type="spellEnd"/>
-      <w:r>
-        <w:rPr>
-          <w:rFonts w:ascii="Times New Roman" w:hAnsi="Times New Roman" w:cs="Times New Roman"/>
-          <w:b/>
-          <w:bCs/>
-          <w:sz w:val="24"/>
-          <w:szCs w:val="24"/>
-        </w:rPr>
-        <w:t>:</w:t>
+        <w:t>Key Features of AyurSense:</w:t>
       </w:r>
     </w:p>
     <w:p>
@@ -8272,25 +7852,7 @@
           <w:sz w:val="24"/>
           <w:szCs w:val="24"/>
         </w:rPr>
-        <w:t xml:space="preserve">. For </w:t>
-      </w:r>
-      <w:proofErr w:type="spellStart"/>
-      <w:r>
-        <w:rPr>
-          <w:rFonts w:ascii="Times New Roman" w:hAnsi="Times New Roman" w:cs="Times New Roman"/>
-          <w:sz w:val="24"/>
-          <w:szCs w:val="24"/>
-        </w:rPr>
-        <w:t>AyurSense</w:t>
-      </w:r>
-      <w:proofErr w:type="spellEnd"/>
-      <w:r>
-        <w:rPr>
-          <w:rFonts w:ascii="Times New Roman" w:hAnsi="Times New Roman" w:cs="Times New Roman"/>
-          <w:sz w:val="24"/>
-          <w:szCs w:val="24"/>
-        </w:rPr>
-        <w:t>:</w:t>
+        <w:t>. For AyurSense:</w:t>
       </w:r>
     </w:p>
     <w:p>
@@ -9133,25 +8695,7 @@
           <w:sz w:val="24"/>
           <w:szCs w:val="24"/>
         </w:rPr>
-        <w:t xml:space="preserve">, </w:t>
-      </w:r>
-      <w:proofErr w:type="spellStart"/>
-      <w:r>
-        <w:rPr>
-          <w:rFonts w:ascii="Times New Roman" w:hAnsi="Times New Roman" w:cs="Times New Roman"/>
-          <w:sz w:val="24"/>
-          <w:szCs w:val="24"/>
-        </w:rPr>
-        <w:t>AyurSense</w:t>
-      </w:r>
-      <w:proofErr w:type="spellEnd"/>
-      <w:r>
-        <w:rPr>
-          <w:rFonts w:ascii="Times New Roman" w:hAnsi="Times New Roman" w:cs="Times New Roman"/>
-          <w:sz w:val="24"/>
-          <w:szCs w:val="24"/>
-        </w:rPr>
-        <w:t xml:space="preserve"> will serve as an </w:t>
+        <w:t xml:space="preserve">, AyurSense will serve as an </w:t>
       </w:r>
       <w:r>
         <w:rPr>
@@ -9526,25 +9070,7 @@
           <w:sz w:val="24"/>
           <w:szCs w:val="24"/>
         </w:rPr>
-        <w:t xml:space="preserve">In </w:t>
-      </w:r>
-      <w:proofErr w:type="spellStart"/>
-      <w:r>
-        <w:rPr>
-          <w:rFonts w:ascii="Times New Roman" w:hAnsi="Times New Roman" w:cs="Times New Roman"/>
-          <w:sz w:val="24"/>
-          <w:szCs w:val="24"/>
-        </w:rPr>
-        <w:t>AyurSense</w:t>
-      </w:r>
-      <w:proofErr w:type="spellEnd"/>
-      <w:r>
-        <w:rPr>
-          <w:rFonts w:ascii="Times New Roman" w:hAnsi="Times New Roman" w:cs="Times New Roman"/>
-          <w:sz w:val="24"/>
-          <w:szCs w:val="24"/>
-        </w:rPr>
-        <w:t xml:space="preserve">, system design ensures that the application is </w:t>
+        <w:t xml:space="preserve">In AyurSense, system design ensures that the application is </w:t>
       </w:r>
       <w:r>
         <w:rPr>
@@ -9779,24 +9305,6 @@
           <w:szCs w:val="24"/>
         </w:rPr>
         <w:t xml:space="preserve">Implemented using </w:t>
-      </w:r>
-      <w:r>
-        <w:rPr>
-          <w:rFonts w:ascii="Times New Roman" w:hAnsi="Times New Roman" w:cs="Times New Roman"/>
-          <w:b/>
-          <w:bCs/>
-          <w:sz w:val="24"/>
-          <w:szCs w:val="24"/>
-        </w:rPr>
-        <w:t>Java (Spring Boot)</w:t>
-      </w:r>
-      <w:r>
-        <w:rPr>
-          <w:rFonts w:ascii="Times New Roman" w:hAnsi="Times New Roman" w:cs="Times New Roman"/>
-          <w:sz w:val="24"/>
-          <w:szCs w:val="24"/>
-        </w:rPr>
-        <w:t xml:space="preserve"> or </w:t>
       </w:r>
       <w:r>
         <w:rPr>
@@ -10535,25 +10043,7 @@
           <w:sz w:val="24"/>
           <w:szCs w:val="24"/>
         </w:rPr>
-        <w:t>System (</w:t>
-      </w:r>
-      <w:proofErr w:type="spellStart"/>
-      <w:r>
-        <w:rPr>
-          <w:rFonts w:ascii="Times New Roman" w:hAnsi="Times New Roman" w:cs="Times New Roman"/>
-          <w:sz w:val="24"/>
-          <w:szCs w:val="24"/>
-        </w:rPr>
-        <w:t>AyurSense</w:t>
-      </w:r>
-      <w:proofErr w:type="spellEnd"/>
-      <w:r>
-        <w:rPr>
-          <w:rFonts w:ascii="Times New Roman" w:hAnsi="Times New Roman" w:cs="Times New Roman"/>
-          <w:sz w:val="24"/>
-          <w:szCs w:val="24"/>
-        </w:rPr>
-        <w:t>)</w:t>
+        <w:t>System (AyurSense)</w:t>
       </w:r>
     </w:p>
     <w:p>
@@ -10765,7 +10255,7 @@
           </mc:Choice>
           <mc:Fallback>
             <w:pict>
-              <v:line w14:anchorId="77212E71" id="Straight Connector 4" o:spid="_x0000_s1026" style="position:absolute;z-index:251659264;visibility:visible;mso-wrap-style:square;mso-width-percent:0;mso-height-percent:0;mso-wrap-distance-left:9pt;mso-wrap-distance-top:0;mso-wrap-distance-right:9pt;mso-wrap-distance-bottom:0;mso-position-horizontal:absolute;mso-position-horizontal-relative:text;mso-position-vertical:absolute;mso-position-vertical-relative:text;mso-width-percent:0;mso-height-percent:0;mso-width-relative:margin;mso-height-relative:margin" from="51.3pt,139.15pt" to="139.5pt,276.55pt" o:gfxdata="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" strokecolor="black [3200]" strokeweight="1pt">
+              <v:line w14:anchorId="5E85B2CC" id="Straight Connector 4" o:spid="_x0000_s1026" style="position:absolute;z-index:251659264;visibility:visible;mso-wrap-style:square;mso-width-percent:0;mso-height-percent:0;mso-wrap-distance-left:9pt;mso-wrap-distance-top:0;mso-wrap-distance-right:9pt;mso-wrap-distance-bottom:0;mso-position-horizontal:absolute;mso-position-horizontal-relative:text;mso-position-vertical:absolute;mso-position-vertical-relative:text;mso-width-percent:0;mso-height-percent:0;mso-width-relative:margin;mso-height-relative:margin" from="51.3pt,139.15pt" to="139.5pt,276.55pt" o:gfxdata="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" strokecolor="black [3200]" strokeweight="1pt">
                 <v:stroke joinstyle="miter"/>
               </v:line>
             </w:pict>
@@ -10954,25 +10444,7 @@
           <w:sz w:val="24"/>
           <w:szCs w:val="24"/>
         </w:rPr>
-        <w:t xml:space="preserve"> (</w:t>
-      </w:r>
-      <w:proofErr w:type="spellStart"/>
-      <w:r>
-        <w:rPr>
-          <w:rFonts w:ascii="Times New Roman" w:hAnsi="Times New Roman" w:cs="Times New Roman"/>
-          <w:sz w:val="24"/>
-          <w:szCs w:val="24"/>
-        </w:rPr>
-        <w:t>UserID</w:t>
-      </w:r>
-      <w:proofErr w:type="spellEnd"/>
-      <w:r>
-        <w:rPr>
-          <w:rFonts w:ascii="Times New Roman" w:hAnsi="Times New Roman" w:cs="Times New Roman"/>
-          <w:sz w:val="24"/>
-          <w:szCs w:val="24"/>
-        </w:rPr>
-        <w:t>, Name, Age, Gender, Email, Password)</w:t>
+        <w:t xml:space="preserve"> (UserID, Name, Age, Gender, Email, Password)</w:t>
       </w:r>
     </w:p>
     <w:p>
@@ -11004,25 +10476,7 @@
           <w:sz w:val="24"/>
           <w:szCs w:val="24"/>
         </w:rPr>
-        <w:t xml:space="preserve"> (</w:t>
-      </w:r>
-      <w:proofErr w:type="spellStart"/>
-      <w:r>
-        <w:rPr>
-          <w:rFonts w:ascii="Times New Roman" w:hAnsi="Times New Roman" w:cs="Times New Roman"/>
-          <w:sz w:val="24"/>
-          <w:szCs w:val="24"/>
-        </w:rPr>
-        <w:t>QuizID</w:t>
-      </w:r>
-      <w:proofErr w:type="spellEnd"/>
-      <w:r>
-        <w:rPr>
-          <w:rFonts w:ascii="Times New Roman" w:hAnsi="Times New Roman" w:cs="Times New Roman"/>
-          <w:sz w:val="24"/>
-          <w:szCs w:val="24"/>
-        </w:rPr>
-        <w:t>, Questions, Answers)</w:t>
+        <w:t xml:space="preserve"> (QuizID, Questions, Answers)</w:t>
       </w:r>
     </w:p>
     <w:p>
@@ -11038,7 +10492,6 @@
           <w:szCs w:val="24"/>
         </w:rPr>
       </w:pPr>
-      <w:proofErr w:type="spellStart"/>
       <w:r>
         <w:rPr>
           <w:rFonts w:ascii="Times New Roman" w:hAnsi="Times New Roman" w:cs="Times New Roman"/>
@@ -11049,86 +10502,13 @@
         </w:rPr>
         <w:t>RecommendationEngine</w:t>
       </w:r>
-      <w:proofErr w:type="spellEnd"/>
-      <w:r>
-        <w:rPr>
-          <w:rFonts w:ascii="Times New Roman" w:hAnsi="Times New Roman" w:cs="Times New Roman"/>
-          <w:sz w:val="24"/>
-          <w:szCs w:val="24"/>
-        </w:rPr>
-        <w:t xml:space="preserve"> (</w:t>
-      </w:r>
-      <w:proofErr w:type="spellStart"/>
-      <w:r>
-        <w:rPr>
-          <w:rFonts w:ascii="Times New Roman" w:hAnsi="Times New Roman" w:cs="Times New Roman"/>
-          <w:sz w:val="24"/>
-          <w:szCs w:val="24"/>
-        </w:rPr>
-        <w:t>InputSymptoms</w:t>
-      </w:r>
-      <w:proofErr w:type="spellEnd"/>
-      <w:r>
-        <w:rPr>
-          <w:rFonts w:ascii="Times New Roman" w:hAnsi="Times New Roman" w:cs="Times New Roman"/>
-          <w:sz w:val="24"/>
-          <w:szCs w:val="24"/>
-        </w:rPr>
-        <w:t xml:space="preserve">, </w:t>
-      </w:r>
-      <w:proofErr w:type="spellStart"/>
-      <w:r>
-        <w:rPr>
-          <w:rFonts w:ascii="Times New Roman" w:hAnsi="Times New Roman" w:cs="Times New Roman"/>
-          <w:sz w:val="24"/>
-          <w:szCs w:val="24"/>
-        </w:rPr>
-        <w:t>OutputRemedies</w:t>
-      </w:r>
-      <w:proofErr w:type="spellEnd"/>
-      <w:r>
-        <w:rPr>
-          <w:rFonts w:ascii="Times New Roman" w:hAnsi="Times New Roman" w:cs="Times New Roman"/>
-          <w:sz w:val="24"/>
-          <w:szCs w:val="24"/>
-        </w:rPr>
-        <w:t xml:space="preserve">, </w:t>
-      </w:r>
-      <w:proofErr w:type="spellStart"/>
-      <w:r>
-        <w:rPr>
-          <w:rFonts w:ascii="Times New Roman" w:hAnsi="Times New Roman" w:cs="Times New Roman"/>
-          <w:sz w:val="24"/>
-          <w:szCs w:val="24"/>
-        </w:rPr>
-        <w:t>OutputYoga</w:t>
-      </w:r>
-      <w:proofErr w:type="spellEnd"/>
-      <w:r>
-        <w:rPr>
-          <w:rFonts w:ascii="Times New Roman" w:hAnsi="Times New Roman" w:cs="Times New Roman"/>
-          <w:sz w:val="24"/>
-          <w:szCs w:val="24"/>
-        </w:rPr>
-        <w:t xml:space="preserve">, </w:t>
-      </w:r>
-      <w:proofErr w:type="spellStart"/>
-      <w:r>
-        <w:rPr>
-          <w:rFonts w:ascii="Times New Roman" w:hAnsi="Times New Roman" w:cs="Times New Roman"/>
-          <w:sz w:val="24"/>
-          <w:szCs w:val="24"/>
-        </w:rPr>
-        <w:t>OutputDiet</w:t>
-      </w:r>
-      <w:proofErr w:type="spellEnd"/>
-      <w:r>
-        <w:rPr>
-          <w:rFonts w:ascii="Times New Roman" w:hAnsi="Times New Roman" w:cs="Times New Roman"/>
-          <w:sz w:val="24"/>
-          <w:szCs w:val="24"/>
-        </w:rPr>
-        <w:t>)</w:t>
+      <w:r>
+        <w:rPr>
+          <w:rFonts w:ascii="Times New Roman" w:hAnsi="Times New Roman" w:cs="Times New Roman"/>
+          <w:sz w:val="24"/>
+          <w:szCs w:val="24"/>
+        </w:rPr>
+        <w:t xml:space="preserve"> (InputSymptoms, OutputRemedies, OutputYoga, OutputDiet)</w:t>
       </w:r>
     </w:p>
     <w:p>
@@ -11160,43 +10540,7 @@
           <w:sz w:val="24"/>
           <w:szCs w:val="24"/>
         </w:rPr>
-        <w:t xml:space="preserve"> (</w:t>
-      </w:r>
-      <w:proofErr w:type="spellStart"/>
-      <w:r>
-        <w:rPr>
-          <w:rFonts w:ascii="Times New Roman" w:hAnsi="Times New Roman" w:cs="Times New Roman"/>
-          <w:sz w:val="24"/>
-          <w:szCs w:val="24"/>
-        </w:rPr>
-        <w:t>RemedyID</w:t>
-      </w:r>
-      <w:proofErr w:type="spellEnd"/>
-      <w:r>
-        <w:rPr>
-          <w:rFonts w:ascii="Times New Roman" w:hAnsi="Times New Roman" w:cs="Times New Roman"/>
-          <w:sz w:val="24"/>
-          <w:szCs w:val="24"/>
-        </w:rPr>
-        <w:t xml:space="preserve">, </w:t>
-      </w:r>
-      <w:proofErr w:type="spellStart"/>
-      <w:r>
-        <w:rPr>
-          <w:rFonts w:ascii="Times New Roman" w:hAnsi="Times New Roman" w:cs="Times New Roman"/>
-          <w:sz w:val="24"/>
-          <w:szCs w:val="24"/>
-        </w:rPr>
-        <w:t>HerbName</w:t>
-      </w:r>
-      <w:proofErr w:type="spellEnd"/>
-      <w:r>
-        <w:rPr>
-          <w:rFonts w:ascii="Times New Roman" w:hAnsi="Times New Roman" w:cs="Times New Roman"/>
-          <w:sz w:val="24"/>
-          <w:szCs w:val="24"/>
-        </w:rPr>
-        <w:t>, Usage, Precautions)</w:t>
+        <w:t xml:space="preserve"> (RemedyID, HerbName, Usage, Precautions)</w:t>
       </w:r>
     </w:p>
     <w:p>
@@ -11212,7 +10556,6 @@
           <w:szCs w:val="24"/>
         </w:rPr>
       </w:pPr>
-      <w:proofErr w:type="spellStart"/>
       <w:r>
         <w:rPr>
           <w:rFonts w:ascii="Times New Roman" w:hAnsi="Times New Roman" w:cs="Times New Roman"/>
@@ -11223,32 +10566,13 @@
         </w:rPr>
         <w:t>YogaAsana</w:t>
       </w:r>
-      <w:proofErr w:type="spellEnd"/>
-      <w:r>
-        <w:rPr>
-          <w:rFonts w:ascii="Times New Roman" w:hAnsi="Times New Roman" w:cs="Times New Roman"/>
-          <w:sz w:val="24"/>
-          <w:szCs w:val="24"/>
-        </w:rPr>
-        <w:t xml:space="preserve"> (</w:t>
-      </w:r>
-      <w:proofErr w:type="spellStart"/>
-      <w:r>
-        <w:rPr>
-          <w:rFonts w:ascii="Times New Roman" w:hAnsi="Times New Roman" w:cs="Times New Roman"/>
-          <w:sz w:val="24"/>
-          <w:szCs w:val="24"/>
-        </w:rPr>
-        <w:t>AsanaID</w:t>
-      </w:r>
-      <w:proofErr w:type="spellEnd"/>
-      <w:r>
-        <w:rPr>
-          <w:rFonts w:ascii="Times New Roman" w:hAnsi="Times New Roman" w:cs="Times New Roman"/>
-          <w:sz w:val="24"/>
-          <w:szCs w:val="24"/>
-        </w:rPr>
-        <w:t>, Name, Steps, Benefits)</w:t>
+      <w:r>
+        <w:rPr>
+          <w:rFonts w:ascii="Times New Roman" w:hAnsi="Times New Roman" w:cs="Times New Roman"/>
+          <w:sz w:val="24"/>
+          <w:szCs w:val="24"/>
+        </w:rPr>
+        <w:t xml:space="preserve"> (AsanaID, Name, Steps, Benefits)</w:t>
       </w:r>
     </w:p>
     <w:p>
@@ -11264,7 +10588,6 @@
           <w:szCs w:val="24"/>
         </w:rPr>
       </w:pPr>
-      <w:proofErr w:type="spellStart"/>
       <w:r>
         <w:rPr>
           <w:rFonts w:ascii="Times New Roman" w:hAnsi="Times New Roman" w:cs="Times New Roman"/>
@@ -11275,50 +10598,13 @@
         </w:rPr>
         <w:t>DietChart</w:t>
       </w:r>
-      <w:proofErr w:type="spellEnd"/>
-      <w:r>
-        <w:rPr>
-          <w:rFonts w:ascii="Times New Roman" w:hAnsi="Times New Roman" w:cs="Times New Roman"/>
-          <w:sz w:val="24"/>
-          <w:szCs w:val="24"/>
-        </w:rPr>
-        <w:t xml:space="preserve"> (</w:t>
-      </w:r>
-      <w:proofErr w:type="spellStart"/>
-      <w:r>
-        <w:rPr>
-          <w:rFonts w:ascii="Times New Roman" w:hAnsi="Times New Roman" w:cs="Times New Roman"/>
-          <w:sz w:val="24"/>
-          <w:szCs w:val="24"/>
-        </w:rPr>
-        <w:t>DietID</w:t>
-      </w:r>
-      <w:proofErr w:type="spellEnd"/>
-      <w:r>
-        <w:rPr>
-          <w:rFonts w:ascii="Times New Roman" w:hAnsi="Times New Roman" w:cs="Times New Roman"/>
-          <w:sz w:val="24"/>
-          <w:szCs w:val="24"/>
-        </w:rPr>
-        <w:t xml:space="preserve">, </w:t>
-      </w:r>
-      <w:proofErr w:type="spellStart"/>
-      <w:r>
-        <w:rPr>
-          <w:rFonts w:ascii="Times New Roman" w:hAnsi="Times New Roman" w:cs="Times New Roman"/>
-          <w:sz w:val="24"/>
-          <w:szCs w:val="24"/>
-        </w:rPr>
-        <w:t>FoodItems</w:t>
-      </w:r>
-      <w:proofErr w:type="spellEnd"/>
-      <w:r>
-        <w:rPr>
-          <w:rFonts w:ascii="Times New Roman" w:hAnsi="Times New Roman" w:cs="Times New Roman"/>
-          <w:sz w:val="24"/>
-          <w:szCs w:val="24"/>
-        </w:rPr>
-        <w:t>, Benefits)</w:t>
+      <w:r>
+        <w:rPr>
+          <w:rFonts w:ascii="Times New Roman" w:hAnsi="Times New Roman" w:cs="Times New Roman"/>
+          <w:sz w:val="24"/>
+          <w:szCs w:val="24"/>
+        </w:rPr>
+        <w:t xml:space="preserve"> (DietID, FoodItems, Benefits)</w:t>
       </w:r>
     </w:p>
     <w:p>
@@ -11350,43 +10636,7 @@
           <w:sz w:val="24"/>
           <w:szCs w:val="24"/>
         </w:rPr>
-        <w:t xml:space="preserve"> (</w:t>
-      </w:r>
-      <w:proofErr w:type="spellStart"/>
-      <w:r>
-        <w:rPr>
-          <w:rFonts w:ascii="Times New Roman" w:hAnsi="Times New Roman" w:cs="Times New Roman"/>
-          <w:sz w:val="24"/>
-          <w:szCs w:val="24"/>
-        </w:rPr>
-        <w:t>FeedbackID</w:t>
-      </w:r>
-      <w:proofErr w:type="spellEnd"/>
-      <w:r>
-        <w:rPr>
-          <w:rFonts w:ascii="Times New Roman" w:hAnsi="Times New Roman" w:cs="Times New Roman"/>
-          <w:sz w:val="24"/>
-          <w:szCs w:val="24"/>
-        </w:rPr>
-        <w:t xml:space="preserve">, </w:t>
-      </w:r>
-      <w:proofErr w:type="spellStart"/>
-      <w:r>
-        <w:rPr>
-          <w:rFonts w:ascii="Times New Roman" w:hAnsi="Times New Roman" w:cs="Times New Roman"/>
-          <w:sz w:val="24"/>
-          <w:szCs w:val="24"/>
-        </w:rPr>
-        <w:t>UserID</w:t>
-      </w:r>
-      <w:proofErr w:type="spellEnd"/>
-      <w:r>
-        <w:rPr>
-          <w:rFonts w:ascii="Times New Roman" w:hAnsi="Times New Roman" w:cs="Times New Roman"/>
-          <w:sz w:val="24"/>
-          <w:szCs w:val="24"/>
-        </w:rPr>
-        <w:t>, Comments, Rating)</w:t>
+        <w:t xml:space="preserve"> (FeedbackID, UserID, Comments, Rating)</w:t>
       </w:r>
     </w:p>
     <w:p>
@@ -11424,7 +10674,7 @@
           <w:szCs w:val="24"/>
         </w:rPr>
         <w:drawing>
-          <wp:inline distT="0" distB="0" distL="0" distR="0" wp14:anchorId="54B42D01" wp14:editId="22A63CE1">
+          <wp:inline distT="0" distB="0" distL="0" distR="0" wp14:anchorId="54B42D01" wp14:editId="0010A332">
             <wp:extent cx="5731510" cy="3820795"/>
             <wp:effectExtent l="0" t="0" r="2540" b="8255"/>
             <wp:docPr id="209784091" name="Picture 4"/>
@@ -11569,25 +10819,7 @@
           <w:sz w:val="24"/>
           <w:szCs w:val="24"/>
         </w:rPr>
-        <w:t>User (</w:t>
-      </w:r>
-      <w:proofErr w:type="spellStart"/>
-      <w:r>
-        <w:rPr>
-          <w:rFonts w:ascii="Times New Roman" w:hAnsi="Times New Roman" w:cs="Times New Roman"/>
-          <w:sz w:val="24"/>
-          <w:szCs w:val="24"/>
-        </w:rPr>
-        <w:t>UserID</w:t>
-      </w:r>
-      <w:proofErr w:type="spellEnd"/>
-      <w:r>
-        <w:rPr>
-          <w:rFonts w:ascii="Times New Roman" w:hAnsi="Times New Roman" w:cs="Times New Roman"/>
-          <w:sz w:val="24"/>
-          <w:szCs w:val="24"/>
-        </w:rPr>
-        <w:t>, Name, Age, Gender, Email, Password)</w:t>
+        <w:t>User (UserID, Name, Age, Gender, Email, Password)</w:t>
       </w:r>
     </w:p>
     <w:p>
@@ -11610,25 +10842,7 @@
           <w:sz w:val="24"/>
           <w:szCs w:val="24"/>
         </w:rPr>
-        <w:t>Quiz (</w:t>
-      </w:r>
-      <w:proofErr w:type="spellStart"/>
-      <w:r>
-        <w:rPr>
-          <w:rFonts w:ascii="Times New Roman" w:hAnsi="Times New Roman" w:cs="Times New Roman"/>
-          <w:sz w:val="24"/>
-          <w:szCs w:val="24"/>
-        </w:rPr>
-        <w:t>QuizID</w:t>
-      </w:r>
-      <w:proofErr w:type="spellEnd"/>
-      <w:r>
-        <w:rPr>
-          <w:rFonts w:ascii="Times New Roman" w:hAnsi="Times New Roman" w:cs="Times New Roman"/>
-          <w:sz w:val="24"/>
-          <w:szCs w:val="24"/>
-        </w:rPr>
-        <w:t>, Question, Answer)</w:t>
+        <w:t>Quiz (QuizID, Question, Answer)</w:t>
       </w:r>
     </w:p>
     <w:p>
@@ -11651,25 +10865,7 @@
           <w:sz w:val="24"/>
           <w:szCs w:val="24"/>
         </w:rPr>
-        <w:t>Remedy (</w:t>
-      </w:r>
-      <w:proofErr w:type="spellStart"/>
-      <w:r>
-        <w:rPr>
-          <w:rFonts w:ascii="Times New Roman" w:hAnsi="Times New Roman" w:cs="Times New Roman"/>
-          <w:sz w:val="24"/>
-          <w:szCs w:val="24"/>
-        </w:rPr>
-        <w:t>RemedyID</w:t>
-      </w:r>
-      <w:proofErr w:type="spellEnd"/>
-      <w:r>
-        <w:rPr>
-          <w:rFonts w:ascii="Times New Roman" w:hAnsi="Times New Roman" w:cs="Times New Roman"/>
-          <w:sz w:val="24"/>
-          <w:szCs w:val="24"/>
-        </w:rPr>
-        <w:t>, Herb, Usage, Benefit)</w:t>
+        <w:t>Remedy (RemedyID, Herb, Usage, Benefit)</w:t>
       </w:r>
     </w:p>
     <w:p>
@@ -11686,41 +10882,13 @@
           <w:szCs w:val="24"/>
         </w:rPr>
       </w:pPr>
-      <w:proofErr w:type="spellStart"/>
-      <w:r>
-        <w:rPr>
-          <w:rFonts w:ascii="Times New Roman" w:hAnsi="Times New Roman" w:cs="Times New Roman"/>
-          <w:sz w:val="24"/>
-          <w:szCs w:val="24"/>
-        </w:rPr>
-        <w:t>YogaAsana</w:t>
-      </w:r>
-      <w:proofErr w:type="spellEnd"/>
-      <w:r>
-        <w:rPr>
-          <w:rFonts w:ascii="Times New Roman" w:hAnsi="Times New Roman" w:cs="Times New Roman"/>
-          <w:sz w:val="24"/>
-          <w:szCs w:val="24"/>
-        </w:rPr>
-        <w:t xml:space="preserve"> (</w:t>
-      </w:r>
-      <w:proofErr w:type="spellStart"/>
-      <w:r>
-        <w:rPr>
-          <w:rFonts w:ascii="Times New Roman" w:hAnsi="Times New Roman" w:cs="Times New Roman"/>
-          <w:sz w:val="24"/>
-          <w:szCs w:val="24"/>
-        </w:rPr>
-        <w:t>AsanaID</w:t>
-      </w:r>
-      <w:proofErr w:type="spellEnd"/>
-      <w:r>
-        <w:rPr>
-          <w:rFonts w:ascii="Times New Roman" w:hAnsi="Times New Roman" w:cs="Times New Roman"/>
-          <w:sz w:val="24"/>
-          <w:szCs w:val="24"/>
-        </w:rPr>
-        <w:t>, Name, Steps, Benefits)</w:t>
+      <w:r>
+        <w:rPr>
+          <w:rFonts w:ascii="Times New Roman" w:hAnsi="Times New Roman" w:cs="Times New Roman"/>
+          <w:sz w:val="24"/>
+          <w:szCs w:val="24"/>
+        </w:rPr>
+        <w:t>YogaAsana (AsanaID, Name, Steps, Benefits)</w:t>
       </w:r>
     </w:p>
     <w:p>
@@ -11743,43 +10911,7 @@
           <w:sz w:val="24"/>
           <w:szCs w:val="24"/>
         </w:rPr>
-        <w:t>Feedback (</w:t>
-      </w:r>
-      <w:proofErr w:type="spellStart"/>
-      <w:r>
-        <w:rPr>
-          <w:rFonts w:ascii="Times New Roman" w:hAnsi="Times New Roman" w:cs="Times New Roman"/>
-          <w:sz w:val="24"/>
-          <w:szCs w:val="24"/>
-        </w:rPr>
-        <w:t>FeedbackID</w:t>
-      </w:r>
-      <w:proofErr w:type="spellEnd"/>
-      <w:r>
-        <w:rPr>
-          <w:rFonts w:ascii="Times New Roman" w:hAnsi="Times New Roman" w:cs="Times New Roman"/>
-          <w:sz w:val="24"/>
-          <w:szCs w:val="24"/>
-        </w:rPr>
-        <w:t xml:space="preserve">, </w:t>
-      </w:r>
-      <w:proofErr w:type="spellStart"/>
-      <w:r>
-        <w:rPr>
-          <w:rFonts w:ascii="Times New Roman" w:hAnsi="Times New Roman" w:cs="Times New Roman"/>
-          <w:sz w:val="24"/>
-          <w:szCs w:val="24"/>
-        </w:rPr>
-        <w:t>UserID</w:t>
-      </w:r>
-      <w:proofErr w:type="spellEnd"/>
-      <w:r>
-        <w:rPr>
-          <w:rFonts w:ascii="Times New Roman" w:hAnsi="Times New Roman" w:cs="Times New Roman"/>
-          <w:sz w:val="24"/>
-          <w:szCs w:val="24"/>
-        </w:rPr>
-        <w:t>, Comments, Rating)</w:t>
+        <w:t>Feedback (FeedbackID, UserID, Comments, Rating)</w:t>
       </w:r>
     </w:p>
     <w:p>
@@ -11866,18 +10998,8 @@
           <w:sz w:val="24"/>
           <w:szCs w:val="24"/>
         </w:rPr>
-        <w:t xml:space="preserve">One Recommendation → Multiple Remedies, </w:t>
-      </w:r>
-      <w:proofErr w:type="spellStart"/>
-      <w:r>
-        <w:rPr>
-          <w:rFonts w:ascii="Times New Roman" w:hAnsi="Times New Roman" w:cs="Times New Roman"/>
-          <w:sz w:val="24"/>
-          <w:szCs w:val="24"/>
-        </w:rPr>
-        <w:t>YogaAsanas</w:t>
-      </w:r>
-      <w:proofErr w:type="spellEnd"/>
+        <w:t>One Recommendation → Multiple Remedies, YogaAsanas</w:t>
+      </w:r>
     </w:p>
     <w:p>
       <w:pPr>
@@ -12056,29 +11178,7 @@
           <w:sz w:val="24"/>
           <w:szCs w:val="24"/>
         </w:rPr>
-        <w:t>“</w:t>
-      </w:r>
-      <w:proofErr w:type="spellStart"/>
-      <w:r>
-        <w:rPr>
-          <w:rFonts w:ascii="Times New Roman" w:hAnsi="Times New Roman" w:cs="Times New Roman"/>
-          <w:b/>
-          <w:bCs/>
-          <w:sz w:val="24"/>
-          <w:szCs w:val="24"/>
-        </w:rPr>
-        <w:t>AyurSense</w:t>
-      </w:r>
-      <w:proofErr w:type="spellEnd"/>
-      <w:r>
-        <w:rPr>
-          <w:rFonts w:ascii="Times New Roman" w:hAnsi="Times New Roman" w:cs="Times New Roman"/>
-          <w:b/>
-          <w:bCs/>
-          <w:sz w:val="24"/>
-          <w:szCs w:val="24"/>
-        </w:rPr>
-        <w:t xml:space="preserve"> – </w:t>
+        <w:t xml:space="preserve">“AyurSense – </w:t>
       </w:r>
       <w:r>
         <w:rPr>
@@ -12993,25 +12093,7 @@
           <w:sz w:val="24"/>
           <w:szCs w:val="24"/>
         </w:rPr>
-        <w:t xml:space="preserve"> of </w:t>
-      </w:r>
-      <w:proofErr w:type="spellStart"/>
-      <w:r>
-        <w:rPr>
-          <w:rFonts w:ascii="Times New Roman" w:hAnsi="Times New Roman" w:cs="Times New Roman"/>
-          <w:sz w:val="24"/>
-          <w:szCs w:val="24"/>
-        </w:rPr>
-        <w:t>AyurSense</w:t>
-      </w:r>
-      <w:proofErr w:type="spellEnd"/>
-      <w:r>
-        <w:rPr>
-          <w:rFonts w:ascii="Times New Roman" w:hAnsi="Times New Roman" w:cs="Times New Roman"/>
-          <w:sz w:val="24"/>
-          <w:szCs w:val="24"/>
-        </w:rPr>
-        <w:t>. It processes quiz responses and matches them with predefined Ayurvedic datasets. For example:</w:t>
+        <w:t xml:space="preserve"> of AyurSense. It processes quiz responses and matches them with predefined Ayurvedic datasets. For example:</w:t>
       </w:r>
     </w:p>
     <w:p>
@@ -13111,40 +12193,16 @@
         </w:rPr>
         <w:t xml:space="preserve">, the system suggests </w:t>
       </w:r>
-      <w:proofErr w:type="spellStart"/>
-      <w:r>
-        <w:rPr>
-          <w:rFonts w:ascii="Times New Roman" w:hAnsi="Times New Roman" w:cs="Times New Roman"/>
-          <w:b/>
-          <w:bCs/>
-          <w:sz w:val="24"/>
-          <w:szCs w:val="24"/>
-        </w:rPr>
-        <w:t>Triphala</w:t>
-      </w:r>
-      <w:proofErr w:type="spellEnd"/>
-      <w:r>
-        <w:rPr>
-          <w:rFonts w:ascii="Times New Roman" w:hAnsi="Times New Roman" w:cs="Times New Roman"/>
-          <w:b/>
-          <w:bCs/>
-          <w:sz w:val="24"/>
-          <w:szCs w:val="24"/>
-        </w:rPr>
-        <w:t xml:space="preserve"> + yoga poses like </w:t>
-      </w:r>
-      <w:proofErr w:type="spellStart"/>
-      <w:r>
-        <w:rPr>
-          <w:rFonts w:ascii="Times New Roman" w:hAnsi="Times New Roman" w:cs="Times New Roman"/>
-          <w:b/>
-          <w:bCs/>
-          <w:sz w:val="24"/>
-          <w:szCs w:val="24"/>
-        </w:rPr>
-        <w:t>Vajrasana</w:t>
-      </w:r>
-      <w:proofErr w:type="spellEnd"/>
+      <w:r>
+        <w:rPr>
+          <w:rFonts w:ascii="Times New Roman" w:hAnsi="Times New Roman" w:cs="Times New Roman"/>
+          <w:b/>
+          <w:bCs/>
+          <w:sz w:val="24"/>
+          <w:szCs w:val="24"/>
+        </w:rPr>
+        <w:t>Triphala + yoga poses like Vajrasana</w:t>
+      </w:r>
       <w:r>
         <w:rPr>
           <w:rFonts w:ascii="Times New Roman" w:hAnsi="Times New Roman" w:cs="Times New Roman"/>
@@ -13924,29 +12982,7 @@
           <w:sz w:val="24"/>
           <w:szCs w:val="24"/>
         </w:rPr>
-        <w:t>“</w:t>
-      </w:r>
-      <w:proofErr w:type="spellStart"/>
-      <w:r>
-        <w:rPr>
-          <w:rFonts w:ascii="Times New Roman" w:hAnsi="Times New Roman" w:cs="Times New Roman"/>
-          <w:b/>
-          <w:bCs/>
-          <w:sz w:val="24"/>
-          <w:szCs w:val="24"/>
-        </w:rPr>
-        <w:t>AyurSense</w:t>
-      </w:r>
-      <w:proofErr w:type="spellEnd"/>
-      <w:r>
-        <w:rPr>
-          <w:rFonts w:ascii="Times New Roman" w:hAnsi="Times New Roman" w:cs="Times New Roman"/>
-          <w:b/>
-          <w:bCs/>
-          <w:sz w:val="24"/>
-          <w:szCs w:val="24"/>
-        </w:rPr>
-        <w:t xml:space="preserve"> – Intelligent Ayurvedic Recommendation System”</w:t>
+        <w:t>“AyurSense – Intelligent Ayurvedic Recommendation System”</w:t>
       </w:r>
       <w:r>
         <w:rPr>
@@ -14885,25 +13921,7 @@
           <w:sz w:val="24"/>
           <w:szCs w:val="24"/>
         </w:rPr>
-        <w:t xml:space="preserve">Machine learning algorithms can </w:t>
-      </w:r>
-      <w:proofErr w:type="spellStart"/>
-      <w:r>
-        <w:rPr>
-          <w:rFonts w:ascii="Times New Roman" w:hAnsi="Times New Roman" w:cs="Times New Roman"/>
-          <w:sz w:val="24"/>
-          <w:szCs w:val="24"/>
-        </w:rPr>
-        <w:t>analyze</w:t>
-      </w:r>
-      <w:proofErr w:type="spellEnd"/>
-      <w:r>
-        <w:rPr>
-          <w:rFonts w:ascii="Times New Roman" w:hAnsi="Times New Roman" w:cs="Times New Roman"/>
-          <w:sz w:val="24"/>
-          <w:szCs w:val="24"/>
-        </w:rPr>
-        <w:t xml:space="preserve"> patterns and provide more </w:t>
+        <w:t xml:space="preserve">Machine learning algorithms can analyze patterns and provide more </w:t>
       </w:r>
       <w:r>
         <w:rPr>
@@ -15754,25 +14772,7 @@
           <w:sz w:val="24"/>
           <w:szCs w:val="24"/>
         </w:rPr>
-        <w:t xml:space="preserve">. </w:t>
-      </w:r>
-      <w:proofErr w:type="spellStart"/>
-      <w:r>
-        <w:rPr>
-          <w:rFonts w:ascii="Times New Roman" w:hAnsi="Times New Roman" w:cs="Times New Roman"/>
-          <w:sz w:val="24"/>
-          <w:szCs w:val="24"/>
-        </w:rPr>
-        <w:t>Chaukhamba</w:t>
-      </w:r>
-      <w:proofErr w:type="spellEnd"/>
-      <w:r>
-        <w:rPr>
-          <w:rFonts w:ascii="Times New Roman" w:hAnsi="Times New Roman" w:cs="Times New Roman"/>
-          <w:sz w:val="24"/>
-          <w:szCs w:val="24"/>
-        </w:rPr>
-        <w:t xml:space="preserve"> Orientalia, 2014.</w:t>
+        <w:t>. Chaukhamba Orientalia, 2014.</w:t>
       </w:r>
     </w:p>
     <w:p>
@@ -15794,25 +14794,7 @@
           <w:sz w:val="24"/>
           <w:szCs w:val="24"/>
         </w:rPr>
-        <w:t xml:space="preserve">Tiwari, </w:t>
-      </w:r>
-      <w:proofErr w:type="spellStart"/>
-      <w:r>
-        <w:rPr>
-          <w:rFonts w:ascii="Times New Roman" w:hAnsi="Times New Roman" w:cs="Times New Roman"/>
-          <w:sz w:val="24"/>
-          <w:szCs w:val="24"/>
-        </w:rPr>
-        <w:t>Premvati</w:t>
-      </w:r>
-      <w:proofErr w:type="spellEnd"/>
-      <w:r>
-        <w:rPr>
-          <w:rFonts w:ascii="Times New Roman" w:hAnsi="Times New Roman" w:cs="Times New Roman"/>
-          <w:sz w:val="24"/>
-          <w:szCs w:val="24"/>
-        </w:rPr>
-        <w:t xml:space="preserve">. </w:t>
+        <w:t xml:space="preserve">Tiwari, Premvati. </w:t>
       </w:r>
       <w:r>
         <w:rPr>
@@ -15830,25 +14812,7 @@
           <w:sz w:val="24"/>
           <w:szCs w:val="24"/>
         </w:rPr>
-        <w:t xml:space="preserve">. Motilal </w:t>
-      </w:r>
-      <w:proofErr w:type="spellStart"/>
-      <w:r>
-        <w:rPr>
-          <w:rFonts w:ascii="Times New Roman" w:hAnsi="Times New Roman" w:cs="Times New Roman"/>
-          <w:sz w:val="24"/>
-          <w:szCs w:val="24"/>
-        </w:rPr>
-        <w:t>Banarsidass</w:t>
-      </w:r>
-      <w:proofErr w:type="spellEnd"/>
-      <w:r>
-        <w:rPr>
-          <w:rFonts w:ascii="Times New Roman" w:hAnsi="Times New Roman" w:cs="Times New Roman"/>
-          <w:sz w:val="24"/>
-          <w:szCs w:val="24"/>
-        </w:rPr>
-        <w:t>, 2012.</w:t>
+        <w:t>. Motilal Banarsidass, 2012.</w:t>
       </w:r>
     </w:p>
     <w:p>
@@ -16391,7 +15355,7 @@
 <w:numbering xmlns:wpc="http://schemas.microsoft.com/office/word/2010/wordprocessingCanvas" xmlns:cx="http://schemas.microsoft.com/office/drawing/2014/chartex" xmlns:cx1="http://schemas.microsoft.com/office/drawing/2015/9/8/chartex" xmlns:cx2="http://schemas.microsoft.com/office/drawing/2015/10/21/chartex" xmlns:cx3="http://schemas.microsoft.com/office/drawing/2016/5/9/chartex" xmlns:cx4="http://schemas.microsoft.com/office/drawing/2016/5/10/chartex" xmlns:cx5="http://schemas.microsoft.com/office/drawing/2016/5/11/chartex" xmlns:cx6="http://schemas.microsoft.com/office/drawing/2016/5/12/chartex" xmlns:cx7="http://schemas.microsoft.com/office/drawing/2016/5/13/chartex" xmlns:cx8="http://schemas.microsoft.com/office/drawing/2016/5/14/chartex" xmlns:mc="http://schemas.openxmlformats.org/markup-compatibility/2006" xmlns:aink="http://schemas.microsoft.com/office/drawing/2016/ink" xmlns:am3d="http://schemas.microsoft.com/office/drawing/2017/model3d" xmlns:o="urn:schemas-microsoft-com:office:office" xmlns:oel="http://schemas.microsoft.com/office/2019/extlst" xmlns:r="http://schemas.openxmlformats.org/officeDocument/2006/relationships" xmlns:m="http://schemas.openxmlformats.org/officeDocument/2006/math" xmlns:v="urn:schemas-microsoft-com:vml" xmlns:wp14="http://schemas.microsoft.com/office/word/2010/wordprocessingDrawing" xmlns:wp="http://schemas.openxmlformats.org/drawingml/2006/wordprocessingDrawing" xmlns:w10="urn:schemas-microsoft-com:office:word" xmlns:w="http://schemas.openxmlformats.org/wordprocessingml/2006/main" xmlns:w14="http://schemas.microsoft.com/office/word/2010/wordml" xmlns:w15="http://schemas.microsoft.com/office/word/2012/wordml" xmlns:w16cex="http://schemas.microsoft.com/office/word/2018/wordml/cex" xmlns:w16cid="http://schemas.microsoft.com/office/word/2016/wordml/cid" xmlns:w16="http://schemas.microsoft.com/office/word/2018/wordml" xmlns:w16du="http://schemas.microsoft.com/office/word/2023/wordml/word16du" xmlns:w16sdtdh="http://schemas.microsoft.com/office/word/2020/wordml/sdtdatahash" xmlns:w16sdtfl="http://schemas.microsoft.com/office/word/2024/wordml/sdtformatlock" xmlns:w16se="http://schemas.microsoft.com/office/word/2015/wordml/symex" xmlns:wpg="http://schemas.microsoft.com/office/word/2010/wordprocessingGroup" xmlns:wpi="http://schemas.microsoft.com/office/word/2010/wordprocessingInk" xmlns:wne="http://schemas.microsoft.com/office/word/2006/wordml" xmlns:wps="http://schemas.microsoft.com/office/word/2010/wordprocessingShape" mc:Ignorable="w14 w15 w16se w16cid w16 w16cex w16sdtdh w16sdtfl w16du wp14">
   <w:numPicBullet w:numPicBulletId="0">
     <w:pict>
-      <v:rect id="_x0000_i1038" style="width:0;height:1.5pt" o:hralign="center" o:bullet="t" o:hrstd="t" o:hr="t" fillcolor="#a0a0a0" stroked="f"/>
+      <v:rect id="_x0000_i1027" style="width:0;height:1.5pt" o:hralign="center" o:bullet="t" o:hrstd="t" o:hr="t" fillcolor="#a0a0a0" stroked="f"/>
     </w:pict>
   </w:numPicBullet>
   <w:abstractNum w:abstractNumId="0" w15:restartNumberingAfterBreak="0">
